--- a/akreditif_analiz_raporu.docx
+++ b/akreditif_analiz_raporu.docx
@@ -7,22 +7,17 @@
         <w:pStyle w:val="Heading1"/>
       </w:pPr>
       <w:r>
-        <w:rPr>
-          <w:rFonts w:ascii="Arial" w:hAnsi="Arial"/>
-          <w:b/>
-          <w:sz w:val="36"/>
-        </w:rPr>
-        <w:t>AKREDİTİF (KÜŞAT) DENETİM RAPORU</w:t>
+        <w:t>GELİŞMİŞ DIŞ TİCARET RİSK VE EVRAK DENETİM RAPORU</w:t>
       </w:r>
     </w:p>
     <w:p>
       <w:r>
-        <w:t>Rapor Tarihi: 07.06.2026 17:06</w:t>
+        <w:t>Rapor Tarihi: 07.06.2026 17:31</w:t>
       </w:r>
     </w:p>
     <w:p>
       <w:r>
-        <w:t>----------------------------------------</w:t>
+        <w:t>==================================================</w:t>
       </w:r>
     </w:p>
     <w:p>
@@ -30,22 +25,17 @@
         <w:pStyle w:val="Heading2"/>
       </w:pPr>
       <w:r>
-        <w:t>1. Tarih ve Vade Analizi</w:t>
+        <w:t>1. Kritik Süreler ve Vade Analizi</w:t>
       </w:r>
     </w:p>
     <w:p>
       <w:r>
-        <w:t>📅 En Geç Yükleme Tarihi (44C): 15.08.2026</w:t>
+        <w:t>En Geç Yükleme Tarihi (44C): 15.08.2026</w:t>
       </w:r>
     </w:p>
     <w:p>
       <w:r>
-        <w:t>ℹ️ Özel İbraz Süresi Tespit Edildi (:48:): 21 Gün</w:t>
-      </w:r>
-    </w:p>
-    <w:p>
-      <w:r>
-        <w:t>🚨 Bankaya Son Belge Teslim Tarihi: 05.09.2026 (Kritik Vade!)</w:t>
+        <w:t>Bankaya Son Evrak İbraz Tarihi: 05.09.2026</w:t>
       </w:r>
     </w:p>
     <w:p>
@@ -53,23 +43,22 @@
         <w:pStyle w:val="Heading2"/>
       </w:pPr>
       <w:r>
-        <w:t>2. Zorunlu UCP 600 Parametreleri</w:t>
+        <w:t>2. Finansal Vade ve Ödeme Takvimi</w:t>
       </w:r>
     </w:p>
     <w:p>
       <w:r>
-        <w:rPr>
-          <w:color w:val="008000"/>
-        </w:rPr>
-        <w:t>[UYUMLU] [Art 1] 'UCP 600' metinde doğrulandı.</w:t>
+        <w:t>Akreditif Tipi: Vadeli Ödeme (Deferred Payment)</w:t>
       </w:r>
     </w:p>
     <w:p>
       <w:r>
-        <w:rPr>
-          <w:color w:val="008000"/>
-        </w:rPr>
-        <w:t>[UYUMLU] [Art 3] 'IRREVOCABLE' metinde doğrulandı.</w:t>
+        <w:t>Vade Süresi: Konşimento tarihinden itibaren 90 gün.</w:t>
+      </w:r>
+    </w:p>
+    <w:p>
+      <w:r>
+        <w:t>Tahmini Ödeme Günü: 13.11.2026</w:t>
       </w:r>
     </w:p>
     <w:p>
@@ -77,317 +66,228 @@
         <w:pStyle w:val="Heading2"/>
       </w:pPr>
       <w:r>
-        <w:t>3. UCP 600 Maddeleri ve SWIFT Kontrolleri</w:t>
+        <w:t>3. Çapraz Evrak Uyumluluk Kontrolü (Rezerv Önleme)</w:t>
       </w:r>
     </w:p>
     <w:p>
       <w:r>
-        <w:rPr>
-          <w:color w:val="CC6600"/>
-        </w:rPr>
+        <w:t>[REZERV RİSKİ] Faturadaki mal tanımı küşattakiyle tam eşleşmiyor! (UCP 600 Madde 18).</w:t>
+      </w:r>
+    </w:p>
+    <w:p>
+      <w:r>
+        <w:t>[REZERV RİSKİ] Fatura tarihi (25.08.2026), yükleme tarihinden (15.08.2026) sonra olamaz! Banka reddeder.</w:t>
+      </w:r>
+    </w:p>
+    <w:p>
+      <w:pPr>
+        <w:pStyle w:val="Heading2"/>
+      </w:pPr>
+      <w:r>
+        <w:t>4. Zorunlu UCP 600 Parametreleri</w:t>
+      </w:r>
+    </w:p>
+    <w:p>
+      <w:r>
+        <w:t>[UYUMLU] [Art 1] 'UCP 600' doğrulandı.</w:t>
+      </w:r>
+    </w:p>
+    <w:p>
+      <w:r>
+        <w:t>[UYUMLU] [Art 3] 'IRREVOCABLE' doğrulandı.</w:t>
+      </w:r>
+    </w:p>
+    <w:p>
+      <w:pPr>
+        <w:pStyle w:val="Heading2"/>
+      </w:pPr>
+      <w:r>
+        <w:t>5. UCP 600 Maddeleri ve SWIFT Kontrolleri</w:t>
+      </w:r>
+    </w:p>
+    <w:p>
+      <w:r>
         <w:t>[KONTROL ET] [Art 2] 'ADVISING BANK' doğrudan geçmiyor. (İhbar bankası tanımı eksiksiz olmalıdır.)</w:t>
       </w:r>
     </w:p>
     <w:p>
       <w:r>
-        <w:rPr>
-          <w:color w:val="CC6600"/>
-        </w:rPr>
         <w:t>[KONTROL ET] [Art 4] 'CONTRACT' doğrudan geçmiyor. (Akreditif satış sözleşmesinden bağımsız bir işlemdir.)</w:t>
       </w:r>
     </w:p>
     <w:p>
       <w:r>
-        <w:rPr>
-          <w:color w:val="003366"/>
-        </w:rPr>
         <w:t>[TESPİT EDİLDİ] [Art 5] DOCUMENTS -&gt; Bankalar mallarla değil, sadece belgelerle ilgilenir.</w:t>
       </w:r>
     </w:p>
     <w:p>
       <w:r>
-        <w:rPr>
-          <w:color w:val="003366"/>
-        </w:rPr>
         <w:t>[TESPİT EDİLDİ] [Art 6] :41A: -&gt; Akreditifin geçerli olduğu banka ve ödeme/iştira şekli.</w:t>
       </w:r>
     </w:p>
     <w:p>
       <w:r>
-        <w:rPr>
-          <w:color w:val="003366"/>
-        </w:rPr>
         <w:t>[TESPİT EDİLDİ] [Art 7] ISSUING BANK -&gt; Amir bankanın kesin ödeme yükümlülüğü.</w:t>
       </w:r>
     </w:p>
     <w:p>
       <w:r>
-        <w:rPr>
-          <w:color w:val="CC6600"/>
-        </w:rPr>
         <w:t>[KONTROL ET] [Art 8] 'CONFIRMING BANK' doğrudan geçmiyor. (Teyit bankasının sorumlulukları ve teyit talimatı (:49:).)</w:t>
       </w:r>
     </w:p>
     <w:p>
       <w:r>
-        <w:rPr>
-          <w:color w:val="CC6600"/>
-        </w:rPr>
         <w:t>[KONTROL ET] [Art 9] 'AMENDMENT' doğrudan geçmiyor. (Değişikliklerin lehtar onayı olmadan yürürlüğe girememe kuralı.)</w:t>
       </w:r>
     </w:p>
     <w:p>
       <w:r>
-        <w:rPr>
-          <w:color w:val="CC6600"/>
-        </w:rPr>
         <w:t>[KONTROL ET] [Art 10] 'ADVISING AMENDMENTS' doğrudan geçmiyor. (Değişikliklerin ihbar edilme usulleri.)</w:t>
       </w:r>
     </w:p>
     <w:p>
       <w:r>
-        <w:rPr>
-          <w:color w:val="CC6600"/>
-        </w:rPr>
         <w:t>[KONTROL ET] [Art 11] 'TELETRANSMITTED' doğrudan geçmiyor. (Teleks/SWIFT mesajlarının ön talimat ve asıl metin ilişkisi.)</w:t>
       </w:r>
     </w:p>
     <w:p>
       <w:r>
-        <w:rPr>
-          <w:color w:val="CC6600"/>
-        </w:rPr>
         <w:t>[KONTROL ET] [Art 12] 'NOMINATED BANK' doğrudan geçmiyor. (Görevlendirilen bankanın yetki sınırları.)</w:t>
       </w:r>
     </w:p>
     <w:p>
       <w:r>
-        <w:rPr>
-          <w:color w:val="CC6600"/>
-        </w:rPr>
         <w:t>[KONTROL ET] [Art 13] 'REIMBURSEMENT' doğrudan geçmiyor. (Bankalar arası rücu ve ramisment anlaşmaları.)</w:t>
       </w:r>
     </w:p>
     <w:p>
       <w:r>
-        <w:rPr>
-          <w:color w:val="003366"/>
-        </w:rPr>
         <w:t>[TESPİT EDİLDİ] [Art 14] :48: -&gt; Belge inceleme standardı. İbraz süresi belirtilmemişse en fazla 21 gündür.</w:t>
       </w:r>
     </w:p>
     <w:p>
       <w:r>
-        <w:rPr>
-          <w:color w:val="CC6600"/>
-        </w:rPr>
         <w:t>[KONTROL ET] [Art 15] 'COMPLYING PRESENTATION' doğrudan geçmiyor. (Uygun ibraz durumunda ödeme yapılması zorunluluğu.)</w:t>
       </w:r>
     </w:p>
     <w:p>
       <w:r>
-        <w:rPr>
-          <w:color w:val="CC6600"/>
-        </w:rPr>
         <w:t>[KONTROL ET] [Art 16] 'DISCREPANT DOCUMENTS' doğrudan geçmiyor. (Rezervli belgelerin reddedilme bildirimi kuralları (en geç 5 iş günü).)</w:t>
       </w:r>
     </w:p>
     <w:p>
       <w:r>
-        <w:rPr>
-          <w:color w:val="CC6600"/>
-        </w:rPr>
         <w:t>[KONTROL ET] [Art 17] 'ORIGINAL' doğrudan geçmiyor. (Orijinal ve kopya belge ayrımı ve imza kriterleri.)</w:t>
       </w:r>
     </w:p>
     <w:p>
       <w:r>
-        <w:rPr>
-          <w:color w:val="003366"/>
-        </w:rPr>
         <w:t>[TESPİT EDİLDİ] [Art 18] COMMERCIAL INVOICE -&gt; Ticari fatura lehtar adına düzenlenmeli ve akreditif döviz cinsinden olmalıdır.</w:t>
       </w:r>
     </w:p>
     <w:p>
       <w:r>
-        <w:rPr>
-          <w:color w:val="CC6600"/>
-        </w:rPr>
         <w:t>[KONTROL ET] [Art 19] 'MULTIMODAL' doğrudan geçmiyor. (En az iki farklı taşıma modunu kapsayan taşıma belgesi kuralları.)</w:t>
       </w:r>
     </w:p>
     <w:p>
       <w:r>
-        <w:rPr>
-          <w:color w:val="003366"/>
-        </w:rPr>
         <w:t>[TESPİT EDİLDİ] [Art 20] BILL OF LADING -&gt; Deniz konşimentosu (Kaptan/Acente imzası, On Board notu).</w:t>
       </w:r>
     </w:p>
     <w:p>
       <w:r>
-        <w:rPr>
-          <w:color w:val="CC6600"/>
-        </w:rPr>
         <w:t>[KONTROL ET] [Art 21] 'NON-NEGOTIABLE SEA WAYBILL' doğrudan geçmiyor. (Ciro edilemez deniz yolu taşıma senedi kuralları.)</w:t>
       </w:r>
     </w:p>
     <w:p>
       <w:r>
-        <w:rPr>
-          <w:color w:val="CC6600"/>
-        </w:rPr>
         <w:t>[KONTROL ET] [Art 22] 'CHARTER PARTY' doğrudan geçmiyor. (Kiralık gemi konşimentosu kabul şartları.)</w:t>
       </w:r>
     </w:p>
     <w:p>
       <w:r>
-        <w:rPr>
-          <w:color w:val="CC6600"/>
-        </w:rPr>
         <w:t>[KONTROL ET] [Art 23] 'AIR TRANSPORT' doğrudan geçmiyor. (Hava yolu taşıma senedi (Air Waybill) imza ve asıl nüsha kuralları.)</w:t>
       </w:r>
     </w:p>
     <w:p>
       <w:r>
-        <w:rPr>
-          <w:color w:val="CC6600"/>
-        </w:rPr>
         <w:t>[KONTROL ET] [Art 24] 'ROAD RAIL INLAND' doğrudan geçmiyor. (Karayolu (CMR), demiryolu veya iç su yolu taşıma belgeleri.)</w:t>
       </w:r>
     </w:p>
     <w:p>
       <w:r>
-        <w:rPr>
-          <w:color w:val="CC6600"/>
-        </w:rPr>
         <w:t>[KONTROL ET] [Art 25] 'COURIER POST' doğrudan geçmiyor. (Kurye ve posta alındıları, makbuz tarihleri.)</w:t>
       </w:r>
     </w:p>
     <w:p>
       <w:r>
-        <w:rPr>
-          <w:color w:val="CC6600"/>
-        </w:rPr>
         <w:t>[KONTROL ET] [Art 26] 'DECK' doğrudan geçmiyor. (Gemi güvertesine yükleme (On Deck) ve 'Shipper's load and count' ibareleri.)</w:t>
       </w:r>
     </w:p>
     <w:p>
       <w:r>
-        <w:rPr>
-          <w:color w:val="003366"/>
-        </w:rPr>
         <w:t>[TESPİT EDİLDİ] [Art 27] CLEAN -&gt; Temiz taşıma belgesi (Clean Bill of Lading) şartı. Malda hasar ibaresi olmamalı.</w:t>
       </w:r>
     </w:p>
     <w:p>
       <w:r>
-        <w:rPr>
-          <w:color w:val="003366"/>
-        </w:rPr>
         <w:t>[TESPİT EDİLDİ] [Art 28] INSURANCE -&gt; Sigorta belgesi ve kapsamı (Kural olarak en az CIF/CIP değerinin %110'u).</w:t>
       </w:r>
     </w:p>
     <w:p>
       <w:r>
-        <w:rPr>
-          <w:color w:val="CC6600"/>
-        </w:rPr>
         <w:t>[KONTROL ET] [Art 29] 'EXPIRY DATE' doğrudan geçmiyor. (Kapanış tarihinin resmi tatile gelmesi durumunda uzama kuralları.)</w:t>
       </w:r>
     </w:p>
     <w:p>
       <w:r>
-        <w:rPr>
-          <w:color w:val="CC6600"/>
-        </w:rPr>
         <w:t>[KONTROL ET] [Art 30] 'TOLERANCE' doğrudan geçmiyor. (Miktar, tutar ve birim fiyattaki +/- %5 ve %10 tolerans kuralları (:39A:).)</w:t>
       </w:r>
     </w:p>
     <w:p>
       <w:r>
-        <w:rPr>
-          <w:color w:val="CC6600"/>
-        </w:rPr>
         <w:t>[KONTROL ET] [Art 31] 'PARTIAL' doğrudan geçmiyor. (Kısmi yükleme ve aktarma (Partial Shipments / Transshipments) kuralları.)</w:t>
       </w:r>
     </w:p>
     <w:p>
       <w:r>
-        <w:rPr>
-          <w:color w:val="CC6600"/>
-        </w:rPr>
         <w:t>[KONTROL ET] [Art 32] 'INSTALMENT' doğrudan geçmiyor. (Dönemsel/parti parti yüklemelerde bir dönemin kaçırılması durumunda akreditifin hükümsüz kalması.)</w:t>
       </w:r>
     </w:p>
     <w:p>
       <w:r>
-        <w:rPr>
-          <w:color w:val="CC6600"/>
-        </w:rPr>
         <w:t>[KONTROL ET] [Art 33] 'HOURS' doğrudan geçmiyor. (Bankaların çalışma saatleri dışında belge kabul etmeme hakkı.)</w:t>
       </w:r>
     </w:p>
     <w:p>
       <w:r>
-        <w:rPr>
-          <w:color w:val="CC6600"/>
-        </w:rPr>
         <w:t>[KONTROL ET] [Art 34] 'DISCLAIMER DOCUMENTS' doğrudan geçmiyor. (Belgelerin doğruluğu ve hukuki geçerliliği konusunda bankaların sorumsuzluğu.)</w:t>
       </w:r>
     </w:p>
     <w:p>
       <w:r>
-        <w:rPr>
-          <w:color w:val="CC6600"/>
-        </w:rPr>
         <w:t>[KONTROL ET] [Art 35] 'TRANSMISSION' doğrudan geçmiyor. (Belgelerin postada kaybolması veya gecikmesi durumunda bankaların sorumsuzluğu.)</w:t>
       </w:r>
     </w:p>
     <w:p>
       <w:r>
-        <w:rPr>
-          <w:color w:val="CC6600"/>
-        </w:rPr>
         <w:t>[KONTROL ET] [Art 36] 'FORCE MAJEURE' doğrudan geçmiyor. (Mücbir sebep (grev, afet, savaş) durumunda bankaların sorumluluktan muafiyeti.)</w:t>
       </w:r>
     </w:p>
     <w:p>
       <w:r>
-        <w:rPr>
-          <w:color w:val="CC6600"/>
-        </w:rPr>
         <w:t>[KONTROL ET] [Art 37] 'USER CHARGES' doğrudan geçmiyor. (Masrafların kime ait olduğu (:71D:) ve yabancı banka masrafları sorumluluğu.)</w:t>
       </w:r>
     </w:p>
     <w:p>
       <w:r>
-        <w:rPr>
-          <w:color w:val="CC6600"/>
-        </w:rPr>
         <w:t>[KONTROL ET] [Art 38] 'TRANSFERABLE' doğrudan geçmiyor. (Devredilebilir akreditifler (Transferable L/C) ve birinci/ikinci lehtar ilişkileri.)</w:t>
       </w:r>
     </w:p>
     <w:p>
       <w:r>
-        <w:rPr>
-          <w:color w:val="CC6600"/>
-        </w:rPr>
         <w:t>[KONTROL ET] [Art 39] 'ASSIGNMENT' doğrudan geçmiyor. (Akreditif alacağının temliki (hukuki devri) hakları.)</w:t>
-      </w:r>
-    </w:p>
-    <w:p>
-      <w:r>
-        <w:t>----------------------------------------</w:t>
-      </w:r>
-    </w:p>
-    <w:p>
-      <w:r>
-        <w:rPr>
-          <w:b/>
-          <w:color w:val="008000"/>
-        </w:rPr>
-        <w:t>🎉 SONUÇ: Tüm 39 madde ve SWIFT blokları kontrol edildi. Altyapı tam uyumlu.</w:t>
       </w:r>
     </w:p>
     <w:sectPr>

--- a/akreditif_analiz_raporu.docx
+++ b/akreditif_analiz_raporu.docx
@@ -12,7 +12,7 @@
     </w:p>
     <w:p>
       <w:r>
-        <w:t>Rapor Tarihi: 07.06.2026 17:31</w:t>
+        <w:t>Rapor Tarihi: 07.06.2026 17:42</w:t>
       </w:r>
     </w:p>
     <w:p>

--- a/akreditif_analiz_raporu.docx
+++ b/akreditif_analiz_raporu.docx
@@ -7,287 +7,7 @@
         <w:pStyle w:val="Heading1"/>
       </w:pPr>
       <w:r>
-        <w:t>GELİŞMİŞ DIŞ TİCARET RİSK VE EVRAK DENETİM RAPORU</w:t>
-      </w:r>
-    </w:p>
-    <w:p>
-      <w:r>
-        <w:t>Rapor Tarihi: 07.06.2026 17:42</w:t>
-      </w:r>
-    </w:p>
-    <w:p>
-      <w:r>
-        <w:t>==================================================</w:t>
-      </w:r>
-    </w:p>
-    <w:p>
-      <w:pPr>
-        <w:pStyle w:val="Heading2"/>
-      </w:pPr>
-      <w:r>
-        <w:t>1. Kritik Süreler ve Vade Analizi</w:t>
-      </w:r>
-    </w:p>
-    <w:p>
-      <w:r>
-        <w:t>En Geç Yükleme Tarihi (44C): 15.08.2026</w:t>
-      </w:r>
-    </w:p>
-    <w:p>
-      <w:r>
-        <w:t>Bankaya Son Evrak İbraz Tarihi: 05.09.2026</w:t>
-      </w:r>
-    </w:p>
-    <w:p>
-      <w:pPr>
-        <w:pStyle w:val="Heading2"/>
-      </w:pPr>
-      <w:r>
-        <w:t>2. Finansal Vade ve Ödeme Takvimi</w:t>
-      </w:r>
-    </w:p>
-    <w:p>
-      <w:r>
-        <w:t>Akreditif Tipi: Vadeli Ödeme (Deferred Payment)</w:t>
-      </w:r>
-    </w:p>
-    <w:p>
-      <w:r>
-        <w:t>Vade Süresi: Konşimento tarihinden itibaren 90 gün.</w:t>
-      </w:r>
-    </w:p>
-    <w:p>
-      <w:r>
-        <w:t>Tahmini Ödeme Günü: 13.11.2026</w:t>
-      </w:r>
-    </w:p>
-    <w:p>
-      <w:pPr>
-        <w:pStyle w:val="Heading2"/>
-      </w:pPr>
-      <w:r>
-        <w:t>3. Çapraz Evrak Uyumluluk Kontrolü (Rezerv Önleme)</w:t>
-      </w:r>
-    </w:p>
-    <w:p>
-      <w:r>
-        <w:t>[REZERV RİSKİ] Faturadaki mal tanımı küşattakiyle tam eşleşmiyor! (UCP 600 Madde 18).</w:t>
-      </w:r>
-    </w:p>
-    <w:p>
-      <w:r>
-        <w:t>[REZERV RİSKİ] Fatura tarihi (25.08.2026), yükleme tarihinden (15.08.2026) sonra olamaz! Banka reddeder.</w:t>
-      </w:r>
-    </w:p>
-    <w:p>
-      <w:pPr>
-        <w:pStyle w:val="Heading2"/>
-      </w:pPr>
-      <w:r>
-        <w:t>4. Zorunlu UCP 600 Parametreleri</w:t>
-      </w:r>
-    </w:p>
-    <w:p>
-      <w:r>
-        <w:t>[UYUMLU] [Art 1] 'UCP 600' doğrulandı.</w:t>
-      </w:r>
-    </w:p>
-    <w:p>
-      <w:r>
-        <w:t>[UYUMLU] [Art 3] 'IRREVOCABLE' doğrulandı.</w:t>
-      </w:r>
-    </w:p>
-    <w:p>
-      <w:pPr>
-        <w:pStyle w:val="Heading2"/>
-      </w:pPr>
-      <w:r>
-        <w:t>5. UCP 600 Maddeleri ve SWIFT Kontrolleri</w:t>
-      </w:r>
-    </w:p>
-    <w:p>
-      <w:r>
-        <w:t>[KONTROL ET] [Art 2] 'ADVISING BANK' doğrudan geçmiyor. (İhbar bankası tanımı eksiksiz olmalıdır.)</w:t>
-      </w:r>
-    </w:p>
-    <w:p>
-      <w:r>
-        <w:t>[KONTROL ET] [Art 4] 'CONTRACT' doğrudan geçmiyor. (Akreditif satış sözleşmesinden bağımsız bir işlemdir.)</w:t>
-      </w:r>
-    </w:p>
-    <w:p>
-      <w:r>
-        <w:t>[TESPİT EDİLDİ] [Art 5] DOCUMENTS -&gt; Bankalar mallarla değil, sadece belgelerle ilgilenir.</w:t>
-      </w:r>
-    </w:p>
-    <w:p>
-      <w:r>
-        <w:t>[TESPİT EDİLDİ] [Art 6] :41A: -&gt; Akreditifin geçerli olduğu banka ve ödeme/iştira şekli.</w:t>
-      </w:r>
-    </w:p>
-    <w:p>
-      <w:r>
-        <w:t>[TESPİT EDİLDİ] [Art 7] ISSUING BANK -&gt; Amir bankanın kesin ödeme yükümlülüğü.</w:t>
-      </w:r>
-    </w:p>
-    <w:p>
-      <w:r>
-        <w:t>[KONTROL ET] [Art 8] 'CONFIRMING BANK' doğrudan geçmiyor. (Teyit bankasının sorumlulukları ve teyit talimatı (:49:).)</w:t>
-      </w:r>
-    </w:p>
-    <w:p>
-      <w:r>
-        <w:t>[KONTROL ET] [Art 9] 'AMENDMENT' doğrudan geçmiyor. (Değişikliklerin lehtar onayı olmadan yürürlüğe girememe kuralı.)</w:t>
-      </w:r>
-    </w:p>
-    <w:p>
-      <w:r>
-        <w:t>[KONTROL ET] [Art 10] 'ADVISING AMENDMENTS' doğrudan geçmiyor. (Değişikliklerin ihbar edilme usulleri.)</w:t>
-      </w:r>
-    </w:p>
-    <w:p>
-      <w:r>
-        <w:t>[KONTROL ET] [Art 11] 'TELETRANSMITTED' doğrudan geçmiyor. (Teleks/SWIFT mesajlarının ön talimat ve asıl metin ilişkisi.)</w:t>
-      </w:r>
-    </w:p>
-    <w:p>
-      <w:r>
-        <w:t>[KONTROL ET] [Art 12] 'NOMINATED BANK' doğrudan geçmiyor. (Görevlendirilen bankanın yetki sınırları.)</w:t>
-      </w:r>
-    </w:p>
-    <w:p>
-      <w:r>
-        <w:t>[KONTROL ET] [Art 13] 'REIMBURSEMENT' doğrudan geçmiyor. (Bankalar arası rücu ve ramisment anlaşmaları.)</w:t>
-      </w:r>
-    </w:p>
-    <w:p>
-      <w:r>
-        <w:t>[TESPİT EDİLDİ] [Art 14] :48: -&gt; Belge inceleme standardı. İbraz süresi belirtilmemişse en fazla 21 gündür.</w:t>
-      </w:r>
-    </w:p>
-    <w:p>
-      <w:r>
-        <w:t>[KONTROL ET] [Art 15] 'COMPLYING PRESENTATION' doğrudan geçmiyor. (Uygun ibraz durumunda ödeme yapılması zorunluluğu.)</w:t>
-      </w:r>
-    </w:p>
-    <w:p>
-      <w:r>
-        <w:t>[KONTROL ET] [Art 16] 'DISCREPANT DOCUMENTS' doğrudan geçmiyor. (Rezervli belgelerin reddedilme bildirimi kuralları (en geç 5 iş günü).)</w:t>
-      </w:r>
-    </w:p>
-    <w:p>
-      <w:r>
-        <w:t>[KONTROL ET] [Art 17] 'ORIGINAL' doğrudan geçmiyor. (Orijinal ve kopya belge ayrımı ve imza kriterleri.)</w:t>
-      </w:r>
-    </w:p>
-    <w:p>
-      <w:r>
-        <w:t>[TESPİT EDİLDİ] [Art 18] COMMERCIAL INVOICE -&gt; Ticari fatura lehtar adına düzenlenmeli ve akreditif döviz cinsinden olmalıdır.</w:t>
-      </w:r>
-    </w:p>
-    <w:p>
-      <w:r>
-        <w:t>[KONTROL ET] [Art 19] 'MULTIMODAL' doğrudan geçmiyor. (En az iki farklı taşıma modunu kapsayan taşıma belgesi kuralları.)</w:t>
-      </w:r>
-    </w:p>
-    <w:p>
-      <w:r>
-        <w:t>[TESPİT EDİLDİ] [Art 20] BILL OF LADING -&gt; Deniz konşimentosu (Kaptan/Acente imzası, On Board notu).</w:t>
-      </w:r>
-    </w:p>
-    <w:p>
-      <w:r>
-        <w:t>[KONTROL ET] [Art 21] 'NON-NEGOTIABLE SEA WAYBILL' doğrudan geçmiyor. (Ciro edilemez deniz yolu taşıma senedi kuralları.)</w:t>
-      </w:r>
-    </w:p>
-    <w:p>
-      <w:r>
-        <w:t>[KONTROL ET] [Art 22] 'CHARTER PARTY' doğrudan geçmiyor. (Kiralık gemi konşimentosu kabul şartları.)</w:t>
-      </w:r>
-    </w:p>
-    <w:p>
-      <w:r>
-        <w:t>[KONTROL ET] [Art 23] 'AIR TRANSPORT' doğrudan geçmiyor. (Hava yolu taşıma senedi (Air Waybill) imza ve asıl nüsha kuralları.)</w:t>
-      </w:r>
-    </w:p>
-    <w:p>
-      <w:r>
-        <w:t>[KONTROL ET] [Art 24] 'ROAD RAIL INLAND' doğrudan geçmiyor. (Karayolu (CMR), demiryolu veya iç su yolu taşıma belgeleri.)</w:t>
-      </w:r>
-    </w:p>
-    <w:p>
-      <w:r>
-        <w:t>[KONTROL ET] [Art 25] 'COURIER POST' doğrudan geçmiyor. (Kurye ve posta alındıları, makbuz tarihleri.)</w:t>
-      </w:r>
-    </w:p>
-    <w:p>
-      <w:r>
-        <w:t>[KONTROL ET] [Art 26] 'DECK' doğrudan geçmiyor. (Gemi güvertesine yükleme (On Deck) ve 'Shipper's load and count' ibareleri.)</w:t>
-      </w:r>
-    </w:p>
-    <w:p>
-      <w:r>
-        <w:t>[TESPİT EDİLDİ] [Art 27] CLEAN -&gt; Temiz taşıma belgesi (Clean Bill of Lading) şartı. Malda hasar ibaresi olmamalı.</w:t>
-      </w:r>
-    </w:p>
-    <w:p>
-      <w:r>
-        <w:t>[TESPİT EDİLDİ] [Art 28] INSURANCE -&gt; Sigorta belgesi ve kapsamı (Kural olarak en az CIF/CIP değerinin %110'u).</w:t>
-      </w:r>
-    </w:p>
-    <w:p>
-      <w:r>
-        <w:t>[KONTROL ET] [Art 29] 'EXPIRY DATE' doğrudan geçmiyor. (Kapanış tarihinin resmi tatile gelmesi durumunda uzama kuralları.)</w:t>
-      </w:r>
-    </w:p>
-    <w:p>
-      <w:r>
-        <w:t>[KONTROL ET] [Art 30] 'TOLERANCE' doğrudan geçmiyor. (Miktar, tutar ve birim fiyattaki +/- %5 ve %10 tolerans kuralları (:39A:).)</w:t>
-      </w:r>
-    </w:p>
-    <w:p>
-      <w:r>
-        <w:t>[KONTROL ET] [Art 31] 'PARTIAL' doğrudan geçmiyor. (Kısmi yükleme ve aktarma (Partial Shipments / Transshipments) kuralları.)</w:t>
-      </w:r>
-    </w:p>
-    <w:p>
-      <w:r>
-        <w:t>[KONTROL ET] [Art 32] 'INSTALMENT' doğrudan geçmiyor. (Dönemsel/parti parti yüklemelerde bir dönemin kaçırılması durumunda akreditifin hükümsüz kalması.)</w:t>
-      </w:r>
-    </w:p>
-    <w:p>
-      <w:r>
-        <w:t>[KONTROL ET] [Art 33] 'HOURS' doğrudan geçmiyor. (Bankaların çalışma saatleri dışında belge kabul etmeme hakkı.)</w:t>
-      </w:r>
-    </w:p>
-    <w:p>
-      <w:r>
-        <w:t>[KONTROL ET] [Art 34] 'DISCLAIMER DOCUMENTS' doğrudan geçmiyor. (Belgelerin doğruluğu ve hukuki geçerliliği konusunda bankaların sorumsuzluğu.)</w:t>
-      </w:r>
-    </w:p>
-    <w:p>
-      <w:r>
-        <w:t>[KONTROL ET] [Art 35] 'TRANSMISSION' doğrudan geçmiyor. (Belgelerin postada kaybolması veya gecikmesi durumunda bankaların sorumsuzluğu.)</w:t>
-      </w:r>
-    </w:p>
-    <w:p>
-      <w:r>
-        <w:t>[KONTROL ET] [Art 36] 'FORCE MAJEURE' doğrudan geçmiyor. (Mücbir sebep (grev, afet, savaş) durumunda bankaların sorumluluktan muafiyeti.)</w:t>
-      </w:r>
-    </w:p>
-    <w:p>
-      <w:r>
-        <w:t>[KONTROL ET] [Art 37] 'USER CHARGES' doğrudan geçmiyor. (Masrafların kime ait olduğu (:71D:) ve yabancı banka masrafları sorumluluğu.)</w:t>
-      </w:r>
-    </w:p>
-    <w:p>
-      <w:r>
-        <w:t>[KONTROL ET] [Art 38] 'TRANSFERABLE' doğrudan geçmiyor. (Devredilebilir akreditifler (Transferable L/C) ve birinci/ikinci lehtar ilişkileri.)</w:t>
-      </w:r>
-    </w:p>
-    <w:p>
-      <w:r>
-        <w:t>[KONTROL ET] [Art 39] 'ASSIGNMENT' doğrudan geçmiyor. (Akreditif alacağının temliki (hukuki devri) hakları.)</w:t>
+        <w:t>GELİŞMİŞ DIŞ TİCARET DENETİM RAPORU</w:t>
       </w:r>
     </w:p>
     <w:sectPr>

--- a/akreditif_analiz_raporu.docx
+++ b/akreditif_analiz_raporu.docx
@@ -7,7 +7,448 @@
         <w:pStyle w:val="Heading1"/>
       </w:pPr>
       <w:r>
+        <w:rPr>
+          <w:rFonts w:ascii="Arial" w:hAnsi="Arial"/>
+          <w:b/>
+          <w:sz w:val="36"/>
+        </w:rPr>
         <w:t>GELİŞMİŞ DIŞ TİCARET DENETİM RAPORU</w:t>
+      </w:r>
+    </w:p>
+    <w:p>
+      <w:r>
+        <w:t>Rapor Tarihi: 07.06.2026 18:37</w:t>
+      </w:r>
+    </w:p>
+    <w:p>
+      <w:r>
+        <w:t>============================================================</w:t>
+      </w:r>
+    </w:p>
+    <w:p>
+      <w:pPr>
+        <w:pStyle w:val="Heading2"/>
+      </w:pPr>
+      <w:r>
+        <w:t>1. Kritik Süreler ve Vade Analizi</w:t>
+      </w:r>
+    </w:p>
+    <w:p>
+      <w:r>
+        <w:t>En Geç Yükleme Tarihi (44C): 15.08.2026</w:t>
+      </w:r>
+    </w:p>
+    <w:p>
+      <w:r>
+        <w:t>Bankaya Son Evrak İbraz Tarihi: 05.09.2026</w:t>
+      </w:r>
+    </w:p>
+    <w:p>
+      <w:pPr>
+        <w:pStyle w:val="Heading2"/>
+      </w:pPr>
+      <w:r>
+        <w:t>2. Finansal Vade ve Ödeme Takvimi</w:t>
+      </w:r>
+    </w:p>
+    <w:p>
+      <w:r>
+        <w:t>Vade: Konşimentodan 90 gün sonra.</w:t>
+      </w:r>
+    </w:p>
+    <w:p>
+      <w:r>
+        <w:t>Tahmini Ödeme Günü: 13.11.2026</w:t>
+      </w:r>
+    </w:p>
+    <w:p>
+      <w:pPr>
+        <w:pStyle w:val="Heading2"/>
+      </w:pPr>
+      <w:r>
+        <w:t>3. Incoterms ve Sigorta Denetimi</w:t>
+      </w:r>
+    </w:p>
+    <w:p>
+      <w:r>
+        <w:rPr>
+          <w:color w:val="0066CC"/>
+        </w:rPr>
+        <w:t>[BİLGİ] Saptanan teslim şekli: CIF</w:t>
+      </w:r>
+    </w:p>
+    <w:p>
+      <w:r>
+        <w:rPr>
+          <w:color w:val="0066CC"/>
+        </w:rPr>
+        <w:t>[UYUMLU] Sigorta şartları eksiksiz saptandı.</w:t>
+      </w:r>
+    </w:p>
+    <w:p>
+      <w:pPr>
+        <w:pStyle w:val="Heading2"/>
+      </w:pPr>
+      <w:r>
+        <w:t>4. Çapraz Evrak Uyumluluk Kontrolü (Rezerv Önleme)</w:t>
+      </w:r>
+    </w:p>
+    <w:p>
+      <w:r>
+        <w:rPr>
+          <w:color w:val="FF0000"/>
+        </w:rPr>
+        <w:t>[REZERV RİSKİ] Faturadaki mal tanımı küşatla uyuşmuyor!</w:t>
+      </w:r>
+    </w:p>
+    <w:p>
+      <w:r>
+        <w:rPr>
+          <w:color w:val="FF0000"/>
+        </w:rPr>
+        <w:t>[REZERV RİSKİ] Fatura tarihi yüklemeden sonra olamaz!</w:t>
+      </w:r>
+    </w:p>
+    <w:p>
+      <w:pPr>
+        <w:pStyle w:val="Heading2"/>
+      </w:pPr>
+      <w:r>
+        <w:t>5. Zorunlu UCP 600 Parametreleri</w:t>
+      </w:r>
+    </w:p>
+    <w:p>
+      <w:r>
+        <w:rPr>
+          <w:color w:val="008000"/>
+        </w:rPr>
+        <w:t>[UYUMLU] 'UCP 600' doğrulandı.</w:t>
+      </w:r>
+    </w:p>
+    <w:p>
+      <w:r>
+        <w:rPr>
+          <w:color w:val="008000"/>
+        </w:rPr>
+        <w:t>[UYUMLU] 'IRREVOCABLE' doğrulandı.</w:t>
+      </w:r>
+    </w:p>
+    <w:p>
+      <w:pPr>
+        <w:pStyle w:val="Heading2"/>
+      </w:pPr>
+      <w:r>
+        <w:t>6. UCP 600 Maddeleri ve SWIFT Kontrolleri</w:t>
+      </w:r>
+    </w:p>
+    <w:p>
+      <w:r>
+        <w:rPr>
+          <w:color w:val="CC6600"/>
+        </w:rPr>
+        <w:t>[KONTROL ET] [Art 2] ADVISING BANK doğrudan geçmiyor.</w:t>
+      </w:r>
+    </w:p>
+    <w:p>
+      <w:r>
+        <w:rPr>
+          <w:color w:val="CC6600"/>
+        </w:rPr>
+        <w:t>[KONTROL ET] [Art 4] CONTRACT doğrudan geçmiyor.</w:t>
+      </w:r>
+    </w:p>
+    <w:p>
+      <w:r>
+        <w:rPr>
+          <w:color w:val="808080"/>
+        </w:rPr>
+        <w:t>[TESPİT EDİLDİ] [Art 5] DOCUMENTS saptandı.</w:t>
+      </w:r>
+    </w:p>
+    <w:p>
+      <w:r>
+        <w:rPr>
+          <w:color w:val="808080"/>
+        </w:rPr>
+        <w:t>[TESPİT EDİLDİ] [Art 6] :41A: saptandı.</w:t>
+      </w:r>
+    </w:p>
+    <w:p>
+      <w:r>
+        <w:rPr>
+          <w:color w:val="808080"/>
+        </w:rPr>
+        <w:t>[TESPİT EDİLDİ] [Art 7] ISSUING BANK saptandı.</w:t>
+      </w:r>
+    </w:p>
+    <w:p>
+      <w:r>
+        <w:rPr>
+          <w:color w:val="CC6600"/>
+        </w:rPr>
+        <w:t>[KONTROL ET] [Art 8] CONFIRMING BANK doğrudan geçmiyor.</w:t>
+      </w:r>
+    </w:p>
+    <w:p>
+      <w:r>
+        <w:rPr>
+          <w:color w:val="CC6600"/>
+        </w:rPr>
+        <w:t>[KONTROL ET] [Art 9] AMENDMENT doğrudan geçmiyor.</w:t>
+      </w:r>
+    </w:p>
+    <w:p>
+      <w:r>
+        <w:rPr>
+          <w:color w:val="CC6600"/>
+        </w:rPr>
+        <w:t>[KONTROL ET] [Art 10] ADVISING AMENDMENTS doğrudan geçmiyor.</w:t>
+      </w:r>
+    </w:p>
+    <w:p>
+      <w:r>
+        <w:rPr>
+          <w:color w:val="CC6600"/>
+        </w:rPr>
+        <w:t>[KONTROL ET] [Art 11] TELETRANSMITTED doğrudan geçmiyor.</w:t>
+      </w:r>
+    </w:p>
+    <w:p>
+      <w:r>
+        <w:rPr>
+          <w:color w:val="CC6600"/>
+        </w:rPr>
+        <w:t>[KONTROL ET] [Art 12] NOMINATED BANK doğrudan geçmiyor.</w:t>
+      </w:r>
+    </w:p>
+    <w:p>
+      <w:r>
+        <w:rPr>
+          <w:color w:val="CC6600"/>
+        </w:rPr>
+        <w:t>[KONTROL ET] [Art 13] REIMBURSEMENT doğrudan geçmiyor.</w:t>
+      </w:r>
+    </w:p>
+    <w:p>
+      <w:r>
+        <w:rPr>
+          <w:color w:val="808080"/>
+        </w:rPr>
+        <w:t>[TESPİT EDİLDİ] [Art 14] :48: saptandı.</w:t>
+      </w:r>
+    </w:p>
+    <w:p>
+      <w:r>
+        <w:rPr>
+          <w:color w:val="CC6600"/>
+        </w:rPr>
+        <w:t>[KONTROL ET] [Art 15] COMPLYING PRESENTATION doğrudan geçmiyor.</w:t>
+      </w:r>
+    </w:p>
+    <w:p>
+      <w:r>
+        <w:rPr>
+          <w:color w:val="CC6600"/>
+        </w:rPr>
+        <w:t>[KONTROL ET] [Art 16] DISCREPANT DOCUMENTS doğrudan geçmiyor.</w:t>
+      </w:r>
+    </w:p>
+    <w:p>
+      <w:r>
+        <w:rPr>
+          <w:color w:val="CC6600"/>
+        </w:rPr>
+        <w:t>[KONTROL ET] [Art 17] ORIGINAL doğrudan geçmiyor.</w:t>
+      </w:r>
+    </w:p>
+    <w:p>
+      <w:r>
+        <w:rPr>
+          <w:color w:val="808080"/>
+        </w:rPr>
+        <w:t>[TESPİT EDİLDİ] [Art 18] COMMERCIAL INVOICE saptandı.</w:t>
+      </w:r>
+    </w:p>
+    <w:p>
+      <w:r>
+        <w:rPr>
+          <w:color w:val="CC6600"/>
+        </w:rPr>
+        <w:t>[KONTROL ET] [Art 19] MULTIMODAL doğrudan geçmiyor.</w:t>
+      </w:r>
+    </w:p>
+    <w:p>
+      <w:r>
+        <w:rPr>
+          <w:color w:val="808080"/>
+        </w:rPr>
+        <w:t>[TESPİT EDİLDİ] [Art 20] BILL OF LADING saptandı.</w:t>
+      </w:r>
+    </w:p>
+    <w:p>
+      <w:r>
+        <w:rPr>
+          <w:color w:val="CC6600"/>
+        </w:rPr>
+        <w:t>[KONTROL ET] [Art 21] NON-NEGOTIABLE SEA WAYBILL doğrudan geçmiyor.</w:t>
+      </w:r>
+    </w:p>
+    <w:p>
+      <w:r>
+        <w:rPr>
+          <w:color w:val="CC6600"/>
+        </w:rPr>
+        <w:t>[KONTROL ET] [Art 22] CHARTER PARTY doğrudan geçmiyor.</w:t>
+      </w:r>
+    </w:p>
+    <w:p>
+      <w:r>
+        <w:rPr>
+          <w:color w:val="CC6600"/>
+        </w:rPr>
+        <w:t>[KONTROL ET] [Art 23] AIR TRANSPORT doğrudan geçmiyor.</w:t>
+      </w:r>
+    </w:p>
+    <w:p>
+      <w:r>
+        <w:rPr>
+          <w:color w:val="CC6600"/>
+        </w:rPr>
+        <w:t>[KONTROL ET] [Art 24] ROAD RAIL INLAND doğrudan geçmiyor.</w:t>
+      </w:r>
+    </w:p>
+    <w:p>
+      <w:r>
+        <w:rPr>
+          <w:color w:val="CC6600"/>
+        </w:rPr>
+        <w:t>[KONTROL ET] [Art 25] COURIER POST doğrudan geçmiyor.</w:t>
+      </w:r>
+    </w:p>
+    <w:p>
+      <w:r>
+        <w:rPr>
+          <w:color w:val="CC6600"/>
+        </w:rPr>
+        <w:t>[KONTROL ET] [Art 26] DECK doğrudan geçmiyor.</w:t>
+      </w:r>
+    </w:p>
+    <w:p>
+      <w:r>
+        <w:rPr>
+          <w:color w:val="808080"/>
+        </w:rPr>
+        <w:t>[TESPİT EDİLDİ] [Art 27] CLEAN saptandı.</w:t>
+      </w:r>
+    </w:p>
+    <w:p>
+      <w:r>
+        <w:rPr>
+          <w:color w:val="808080"/>
+        </w:rPr>
+        <w:t>[TESPİT EDİLDİ] [Art 28] INSURANCE saptandı.</w:t>
+      </w:r>
+    </w:p>
+    <w:p>
+      <w:r>
+        <w:rPr>
+          <w:color w:val="CC6600"/>
+        </w:rPr>
+        <w:t>[KONTROL ET] [Art 29] EXPIRY DATE doğrudan geçmiyor.</w:t>
+      </w:r>
+    </w:p>
+    <w:p>
+      <w:r>
+        <w:rPr>
+          <w:color w:val="CC6600"/>
+        </w:rPr>
+        <w:t>[KONTROL ET] [Art 30] TOLERANCE doğrudan geçmiyor.</w:t>
+      </w:r>
+    </w:p>
+    <w:p>
+      <w:r>
+        <w:rPr>
+          <w:color w:val="CC6600"/>
+        </w:rPr>
+        <w:t>[KONTROL ET] [Art 31] PARTIAL doğrudan geçmiyor.</w:t>
+      </w:r>
+    </w:p>
+    <w:p>
+      <w:r>
+        <w:rPr>
+          <w:color w:val="CC6600"/>
+        </w:rPr>
+        <w:t>[KONTROL ET] [Art 32] INSTALMENT doğrudan geçmiyor.</w:t>
+      </w:r>
+    </w:p>
+    <w:p>
+      <w:r>
+        <w:rPr>
+          <w:color w:val="CC6600"/>
+        </w:rPr>
+        <w:t>[KONTROL ET] [Art 33] HOURS doğrudan geçmiyor.</w:t>
+      </w:r>
+    </w:p>
+    <w:p>
+      <w:r>
+        <w:rPr>
+          <w:color w:val="CC6600"/>
+        </w:rPr>
+        <w:t>[KONTROL ET] [Art 34] DISCLAIMER DOCUMENTS doğrudan geçmiyor.</w:t>
+      </w:r>
+    </w:p>
+    <w:p>
+      <w:r>
+        <w:rPr>
+          <w:color w:val="CC6600"/>
+        </w:rPr>
+        <w:t>[KONTROL ET] [Art 35] TRANSMISSION doğrudan geçmiyor.</w:t>
+      </w:r>
+    </w:p>
+    <w:p>
+      <w:r>
+        <w:rPr>
+          <w:color w:val="CC6600"/>
+        </w:rPr>
+        <w:t>[KONTROL ET] [Art 36] FORCE MAJEURE doğrudan geçmiyor.</w:t>
+      </w:r>
+    </w:p>
+    <w:p>
+      <w:r>
+        <w:rPr>
+          <w:color w:val="CC6600"/>
+        </w:rPr>
+        <w:t>[KONTROL ET] [Art 37] USER CHARGES doğrudan geçmiyor.</w:t>
+      </w:r>
+    </w:p>
+    <w:p>
+      <w:r>
+        <w:rPr>
+          <w:color w:val="CC6600"/>
+        </w:rPr>
+        <w:t>[KONTROL ET] [Art 38] TRANSFERABLE doğrudan geçmiyor.</w:t>
+      </w:r>
+    </w:p>
+    <w:p>
+      <w:r>
+        <w:rPr>
+          <w:color w:val="CC6600"/>
+        </w:rPr>
+        <w:t>[KONTROL ET] [Art 39] ASSIGNMENT doğrudan geçmiyor.</w:t>
+      </w:r>
+    </w:p>
+    <w:p>
+      <w:r>
+        <w:t>============================================================</w:t>
+      </w:r>
+    </w:p>
+    <w:p>
+      <w:r>
+        <w:rPr>
+          <w:b/>
+          <w:color w:val="FF0000"/>
+        </w:rPr>
+        <w:t>🚨 SONUÇ: Rezerv riskleri tespit edildi! Bankaya teslim etmeyin.</w:t>
       </w:r>
     </w:p>
     <w:sectPr>

--- a/akreditif_analiz_raporu.docx
+++ b/akreditif_analiz_raporu.docx
@@ -7,22 +7,13 @@
         <w:pStyle w:val="Heading1"/>
       </w:pPr>
       <w:r>
-        <w:rPr>
-          <w:rFonts w:ascii="Arial" w:hAnsi="Arial"/>
-          <w:b/>
-          <w:sz w:val="36"/>
-        </w:rPr>
         <w:t>GELİŞMİŞ DIŞ TİCARET DENETİM RAPORU</w:t>
       </w:r>
     </w:p>
     <w:p>
       <w:r>
-        <w:t>Rapor Tarihi: 07.06.2026 18:37</w:t>
-      </w:r>
-    </w:p>
-    <w:p>
-      <w:r>
-        <w:t>============================================================</w:t>
+        <w:t>Rapor Tarihi: 07.06.2026 18:41</w:t>
+        <w:br/>
       </w:r>
     </w:p>
     <w:p>
@@ -71,18 +62,12 @@
     </w:p>
     <w:p>
       <w:r>
-        <w:rPr>
-          <w:color w:val="0066CC"/>
-        </w:rPr>
-        <w:t>[BİLGİ] Saptanan teslim şekli: CIF</w:t>
+        <w:t>[BILGI] Saptanan teslim sekli: CIF</w:t>
       </w:r>
     </w:p>
     <w:p>
       <w:r>
-        <w:rPr>
-          <w:color w:val="0066CC"/>
-        </w:rPr>
-        <w:t>[UYUMLU] Sigorta şartları eksiksiz saptandı.</w:t>
+        <w:t>[UYUMLU] Sigorta sartlari eksiksiz saptandi.</w:t>
       </w:r>
     </w:p>
     <w:p>
@@ -90,23 +75,17 @@
         <w:pStyle w:val="Heading2"/>
       </w:pPr>
       <w:r>
-        <w:t>4. Çapraz Evrak Uyumluluk Kontrolü (Rezerv Önleme)</w:t>
+        <w:t>4. Çapraz Evrak Uyumluluk Kontrolü</w:t>
       </w:r>
     </w:p>
     <w:p>
       <w:r>
-        <w:rPr>
-          <w:color w:val="FF0000"/>
-        </w:rPr>
-        <w:t>[REZERV RİSKİ] Faturadaki mal tanımı küşatla uyuşmuyor!</w:t>
+        <w:t>[REZERV RISKI] Faturadaki mal tanimi kusatla uyusmuyor!</w:t>
       </w:r>
     </w:p>
     <w:p>
       <w:r>
-        <w:rPr>
-          <w:color w:val="FF0000"/>
-        </w:rPr>
-        <w:t>[REZERV RİSKİ] Fatura tarihi yüklemeden sonra olamaz!</w:t>
+        <w:t>[REZERV RISKI] Fatura tarihi yuklemeden sonra olamaz!</w:t>
       </w:r>
     </w:p>
     <w:p>
@@ -119,18 +98,12 @@
     </w:p>
     <w:p>
       <w:r>
-        <w:rPr>
-          <w:color w:val="008000"/>
-        </w:rPr>
-        <w:t>[UYUMLU] 'UCP 600' doğrulandı.</w:t>
+        <w:t>[UYUMLU] 'UCP 600' dogrulandi.</w:t>
       </w:r>
     </w:p>
     <w:p>
       <w:r>
-        <w:rPr>
-          <w:color w:val="008000"/>
-        </w:rPr>
-        <w:t>[UYUMLU] 'IRREVOCABLE' doğrulandı.</w:t>
+        <w:t>[UYUMLU] 'IRREVOCABLE' dogrulandi.</w:t>
       </w:r>
     </w:p>
     <w:p>
@@ -143,312 +116,198 @@
     </w:p>
     <w:p>
       <w:r>
-        <w:rPr>
-          <w:color w:val="CC6600"/>
-        </w:rPr>
-        <w:t>[KONTROL ET] [Art 2] ADVISING BANK doğrudan geçmiyor.</w:t>
+        <w:t>[KONTROL ET] [Art 2] ADVISING BANK dogrudan gecmiyor.</w:t>
       </w:r>
     </w:p>
     <w:p>
       <w:r>
-        <w:rPr>
-          <w:color w:val="CC6600"/>
-        </w:rPr>
-        <w:t>[KONTROL ET] [Art 4] CONTRACT doğrudan geçmiyor.</w:t>
+        <w:t>[KONTROL ET] [Art 4] CONTRACT dogrudan gecmiyor.</w:t>
       </w:r>
     </w:p>
     <w:p>
       <w:r>
-        <w:rPr>
-          <w:color w:val="808080"/>
-        </w:rPr>
-        <w:t>[TESPİT EDİLDİ] [Art 5] DOCUMENTS saptandı.</w:t>
+        <w:t>[TESPIT EDILDI] [Art 5] DOCUMENTS saptandi.</w:t>
       </w:r>
     </w:p>
     <w:p>
       <w:r>
-        <w:rPr>
-          <w:color w:val="808080"/>
-        </w:rPr>
-        <w:t>[TESPİT EDİLDİ] [Art 6] :41A: saptandı.</w:t>
+        <w:t>[TESPIT EDILDI] [Art 6] :41A: saptandi.</w:t>
       </w:r>
     </w:p>
     <w:p>
       <w:r>
-        <w:rPr>
-          <w:color w:val="808080"/>
-        </w:rPr>
-        <w:t>[TESPİT EDİLDİ] [Art 7] ISSUING BANK saptandı.</w:t>
+        <w:t>[TESPIT EDILDI] [Art 7] ISSUING BANK saptandi.</w:t>
       </w:r>
     </w:p>
     <w:p>
       <w:r>
-        <w:rPr>
-          <w:color w:val="CC6600"/>
-        </w:rPr>
-        <w:t>[KONTROL ET] [Art 8] CONFIRMING BANK doğrudan geçmiyor.</w:t>
+        <w:t>[KONTROL ET] [Art 8] CONFIRMING BANK dogrudan gecmiyor.</w:t>
       </w:r>
     </w:p>
     <w:p>
       <w:r>
-        <w:rPr>
-          <w:color w:val="CC6600"/>
-        </w:rPr>
-        <w:t>[KONTROL ET] [Art 9] AMENDMENT doğrudan geçmiyor.</w:t>
+        <w:t>[KONTROL ET] [Art 9] AMENDMENT dogrudan gecmiyor.</w:t>
       </w:r>
     </w:p>
     <w:p>
       <w:r>
-        <w:rPr>
-          <w:color w:val="CC6600"/>
-        </w:rPr>
-        <w:t>[KONTROL ET] [Art 10] ADVISING AMENDMENTS doğrudan geçmiyor.</w:t>
+        <w:t>[KONTROL ET] [Art 10] ADVISING AMENDMENTS dogrudan gecmiyor.</w:t>
       </w:r>
     </w:p>
     <w:p>
       <w:r>
-        <w:rPr>
-          <w:color w:val="CC6600"/>
-        </w:rPr>
-        <w:t>[KONTROL ET] [Art 11] TELETRANSMITTED doğrudan geçmiyor.</w:t>
+        <w:t>[KONTROL ET] [Art 11] TELETRANSMITTED dogrudan gecmiyor.</w:t>
       </w:r>
     </w:p>
     <w:p>
       <w:r>
-        <w:rPr>
-          <w:color w:val="CC6600"/>
-        </w:rPr>
-        <w:t>[KONTROL ET] [Art 12] NOMINATED BANK doğrudan geçmiyor.</w:t>
+        <w:t>[KONTROL ET] [Art 12] NOMINATED BANK dogrudan gecmiyor.</w:t>
       </w:r>
     </w:p>
     <w:p>
       <w:r>
-        <w:rPr>
-          <w:color w:val="CC6600"/>
-        </w:rPr>
-        <w:t>[KONTROL ET] [Art 13] REIMBURSEMENT doğrudan geçmiyor.</w:t>
+        <w:t>[KONTROL ET] [Art 13] REIMBURSEMENT dogrudan gecmiyor.</w:t>
       </w:r>
     </w:p>
     <w:p>
       <w:r>
-        <w:rPr>
-          <w:color w:val="808080"/>
-        </w:rPr>
-        <w:t>[TESPİT EDİLDİ] [Art 14] :48: saptandı.</w:t>
+        <w:t>[TESPIT EDILDI] [Art 14] :48: saptandi.</w:t>
       </w:r>
     </w:p>
     <w:p>
       <w:r>
-        <w:rPr>
-          <w:color w:val="CC6600"/>
-        </w:rPr>
-        <w:t>[KONTROL ET] [Art 15] COMPLYING PRESENTATION doğrudan geçmiyor.</w:t>
+        <w:t>[KONTROL ET] [Art 15] COMPLYING PRESENTATION dogrudan gecmiyor.</w:t>
       </w:r>
     </w:p>
     <w:p>
       <w:r>
-        <w:rPr>
-          <w:color w:val="CC6600"/>
-        </w:rPr>
-        <w:t>[KONTROL ET] [Art 16] DISCREPANT DOCUMENTS doğrudan geçmiyor.</w:t>
+        <w:t>[KONTROL ET] [Art 16] DISCREPANT DOCUMENTS dogrudan gecmiyor.</w:t>
       </w:r>
     </w:p>
     <w:p>
       <w:r>
-        <w:rPr>
-          <w:color w:val="CC6600"/>
-        </w:rPr>
-        <w:t>[KONTROL ET] [Art 17] ORIGINAL doğrudan geçmiyor.</w:t>
+        <w:t>[KONTROL ET] [Art 17] ORIGINAL dogrudan gecmiyor.</w:t>
       </w:r>
     </w:p>
     <w:p>
       <w:r>
-        <w:rPr>
-          <w:color w:val="808080"/>
-        </w:rPr>
-        <w:t>[TESPİT EDİLDİ] [Art 18] COMMERCIAL INVOICE saptandı.</w:t>
+        <w:t>[TESPIT EDILDI] [Art 18] COMMERCIAL INVOICE saptandi.</w:t>
       </w:r>
     </w:p>
     <w:p>
       <w:r>
-        <w:rPr>
-          <w:color w:val="CC6600"/>
-        </w:rPr>
-        <w:t>[KONTROL ET] [Art 19] MULTIMODAL doğrudan geçmiyor.</w:t>
+        <w:t>[KONTROL ET] [Art 19] MULTIMODAL dogrudan gecmiyor.</w:t>
       </w:r>
     </w:p>
     <w:p>
       <w:r>
-        <w:rPr>
-          <w:color w:val="808080"/>
-        </w:rPr>
-        <w:t>[TESPİT EDİLDİ] [Art 20] BILL OF LADING saptandı.</w:t>
+        <w:t>[TESPIT EDILDI] [Art 20] BILL OF LADING saptandi.</w:t>
       </w:r>
     </w:p>
     <w:p>
       <w:r>
-        <w:rPr>
-          <w:color w:val="CC6600"/>
-        </w:rPr>
-        <w:t>[KONTROL ET] [Art 21] NON-NEGOTIABLE SEA WAYBILL doğrudan geçmiyor.</w:t>
+        <w:t>[KONTROL ET] [Art 21] NON-NEGOTIABLE SEA WAYBILL dogrudan gecmiyor.</w:t>
       </w:r>
     </w:p>
     <w:p>
       <w:r>
-        <w:rPr>
-          <w:color w:val="CC6600"/>
-        </w:rPr>
-        <w:t>[KONTROL ET] [Art 22] CHARTER PARTY doğrudan geçmiyor.</w:t>
+        <w:t>[KONTROL ET] [Art 22] CHARTER PARTY dogrudan gecmiyor.</w:t>
       </w:r>
     </w:p>
     <w:p>
       <w:r>
-        <w:rPr>
-          <w:color w:val="CC6600"/>
-        </w:rPr>
-        <w:t>[KONTROL ET] [Art 23] AIR TRANSPORT doğrudan geçmiyor.</w:t>
+        <w:t>[KONTROL ET] [Art 23] AIR TRANSPORT dogrudan gecmiyor.</w:t>
       </w:r>
     </w:p>
     <w:p>
       <w:r>
-        <w:rPr>
-          <w:color w:val="CC6600"/>
-        </w:rPr>
-        <w:t>[KONTROL ET] [Art 24] ROAD RAIL INLAND doğrudan geçmiyor.</w:t>
+        <w:t>[KONTROL ET] [Art 24] ROAD RAIL INLAND dogrudan gecmiyor.</w:t>
       </w:r>
     </w:p>
     <w:p>
       <w:r>
-        <w:rPr>
-          <w:color w:val="CC6600"/>
-        </w:rPr>
-        <w:t>[KONTROL ET] [Art 25] COURIER POST doğrudan geçmiyor.</w:t>
+        <w:t>[KONTROL ET] [Art 25] COURIER POST dogrudan gecmiyor.</w:t>
       </w:r>
     </w:p>
     <w:p>
       <w:r>
-        <w:rPr>
-          <w:color w:val="CC6600"/>
-        </w:rPr>
-        <w:t>[KONTROL ET] [Art 26] DECK doğrudan geçmiyor.</w:t>
+        <w:t>[KONTROL ET] [Art 26] DECK dogrudan gecmiyor.</w:t>
       </w:r>
     </w:p>
     <w:p>
       <w:r>
-        <w:rPr>
-          <w:color w:val="808080"/>
-        </w:rPr>
-        <w:t>[TESPİT EDİLDİ] [Art 27] CLEAN saptandı.</w:t>
+        <w:t>[TESPIT EDILDI] [Art 27] CLEAN saptandi.</w:t>
       </w:r>
     </w:p>
     <w:p>
       <w:r>
-        <w:rPr>
-          <w:color w:val="808080"/>
-        </w:rPr>
-        <w:t>[TESPİT EDİLDİ] [Art 28] INSURANCE saptandı.</w:t>
+        <w:t>[TESPIT EDILDI] [Art 28] INSURANCE saptandi.</w:t>
       </w:r>
     </w:p>
     <w:p>
       <w:r>
-        <w:rPr>
-          <w:color w:val="CC6600"/>
-        </w:rPr>
-        <w:t>[KONTROL ET] [Art 29] EXPIRY DATE doğrudan geçmiyor.</w:t>
+        <w:t>[KONTROL ET] [Art 29] EXPIRY DATE dogrudan gecmiyor.</w:t>
       </w:r>
     </w:p>
     <w:p>
       <w:r>
-        <w:rPr>
-          <w:color w:val="CC6600"/>
-        </w:rPr>
-        <w:t>[KONTROL ET] [Art 30] TOLERANCE doğrudan geçmiyor.</w:t>
+        <w:t>[KONTROL ET] [Art 30] TOLERANCE dogrudan gecmiyor.</w:t>
       </w:r>
     </w:p>
     <w:p>
       <w:r>
-        <w:rPr>
-          <w:color w:val="CC6600"/>
-        </w:rPr>
-        <w:t>[KONTROL ET] [Art 31] PARTIAL doğrudan geçmiyor.</w:t>
+        <w:t>[KONTROL ET] [Art 31] PARTIAL dogrudan gecmiyor.</w:t>
       </w:r>
     </w:p>
     <w:p>
       <w:r>
-        <w:rPr>
-          <w:color w:val="CC6600"/>
-        </w:rPr>
-        <w:t>[KONTROL ET] [Art 32] INSTALMENT doğrudan geçmiyor.</w:t>
+        <w:t>[KONTROL ET] [Art 32] INSTALMENT dogrudan gecmiyor.</w:t>
       </w:r>
     </w:p>
     <w:p>
       <w:r>
-        <w:rPr>
-          <w:color w:val="CC6600"/>
-        </w:rPr>
-        <w:t>[KONTROL ET] [Art 33] HOURS doğrudan geçmiyor.</w:t>
+        <w:t>[KONTROL ET] [Art 33] HOURS dogrudan gecmiyor.</w:t>
       </w:r>
     </w:p>
     <w:p>
       <w:r>
-        <w:rPr>
-          <w:color w:val="CC6600"/>
-        </w:rPr>
-        <w:t>[KONTROL ET] [Art 34] DISCLAIMER DOCUMENTS doğrudan geçmiyor.</w:t>
+        <w:t>[KONTROL ET] [Art 34] DISCLAIMER DOCUMENTS dogrudan gecmiyor.</w:t>
       </w:r>
     </w:p>
     <w:p>
       <w:r>
-        <w:rPr>
-          <w:color w:val="CC6600"/>
-        </w:rPr>
-        <w:t>[KONTROL ET] [Art 35] TRANSMISSION doğrudan geçmiyor.</w:t>
+        <w:t>[KONTROL ET] [Art 35] TRANSMISSION dogrudan gecmiyor.</w:t>
       </w:r>
     </w:p>
     <w:p>
       <w:r>
-        <w:rPr>
-          <w:color w:val="CC6600"/>
-        </w:rPr>
-        <w:t>[KONTROL ET] [Art 36] FORCE MAJEURE doğrudan geçmiyor.</w:t>
+        <w:t>[KONTROL ET] [Art 36] FORCE MAJEURE dogrudan gecmiyor.</w:t>
       </w:r>
     </w:p>
     <w:p>
       <w:r>
-        <w:rPr>
-          <w:color w:val="CC6600"/>
-        </w:rPr>
-        <w:t>[KONTROL ET] [Art 37] USER CHARGES doğrudan geçmiyor.</w:t>
+        <w:t>[KONTROL ET] [Art 37] USER CHARGES dogrudan gecmiyor.</w:t>
       </w:r>
     </w:p>
     <w:p>
       <w:r>
-        <w:rPr>
-          <w:color w:val="CC6600"/>
-        </w:rPr>
-        <w:t>[KONTROL ET] [Art 38] TRANSFERABLE doğrudan geçmiyor.</w:t>
+        <w:t>[KONTROL ET] [Art 38] TRANSFERABLE dogrudan gecmiyor.</w:t>
       </w:r>
     </w:p>
     <w:p>
       <w:r>
-        <w:rPr>
-          <w:color w:val="CC6600"/>
-        </w:rPr>
-        <w:t>[KONTROL ET] [Art 39] ASSIGNMENT doğrudan geçmiyor.</w:t>
+        <w:t>[KONTROL ET] [Art 39] ASSIGNMENT dogrudan gecmiyor.</w:t>
       </w:r>
     </w:p>
     <w:p>
       <w:r>
-        <w:t>============================================================</w:t>
+        <w:br/>
+        <w:t>========================================</w:t>
       </w:r>
     </w:p>
     <w:p>
       <w:r>
-        <w:rPr>
-          <w:b/>
-          <w:color w:val="FF0000"/>
-        </w:rPr>
-        <w:t>🚨 SONUÇ: Rezerv riskleri tespit edildi! Bankaya teslim etmeyin.</w:t>
+        <w:t>SONUÇ: Rezerv riskleri tespit edildi!</w:t>
       </w:r>
     </w:p>
     <w:sectPr>

--- a/akreditif_analiz_raporu.docx
+++ b/akreditif_analiz_raporu.docx
@@ -12,7 +12,7 @@
     </w:p>
     <w:p>
       <w:r>
-        <w:t>Rapor Tarihi: 07.06.2026 18:41</w:t>
+        <w:t>Rapor Tarihi: 07.06.2026 19:03</w:t>
         <w:br/>
       </w:r>
     </w:p>
@@ -297,6 +297,24 @@
     <w:p>
       <w:r>
         <w:t>[KONTROL ET] [Art 39] ASSIGNMENT dogrudan gecmiyor.</w:t>
+      </w:r>
+    </w:p>
+    <w:p>
+      <w:pPr>
+        <w:pStyle w:val="Heading2"/>
+      </w:pPr>
+      <w:r>
+        <w:t>7. UCP 600 (39 Madde) Resmi Kural Motoru Çıktıları</w:t>
+      </w:r>
+    </w:p>
+    <w:p>
+      <w:r>
+        <w:t>[UYUMLU] Madde 14(c): Sunum süresi yasal limit (21 gün) dahilinde.</w:t>
+      </w:r>
+    </w:p>
+    <w:p>
+      <w:r>
+        <w:t>[REZERV RİSKİ] Madde 18(c): Faturadaki mal tanımı akreditifle kelimesi kelimesine (exactly) uyuşmuyor!</w:t>
       </w:r>
     </w:p>
     <w:p>

--- a/akreditif_analiz_raporu.docx
+++ b/akreditif_analiz_raporu.docx
@@ -12,7 +12,7 @@
     </w:p>
     <w:p>
       <w:r>
-        <w:t>Rapor Tarihi: 07.06.2026 19:03</w:t>
+        <w:t>Rapor Tarihi: 07.06.2026 19:47</w:t>
         <w:br/>
       </w:r>
     </w:p>
@@ -26,12 +26,12 @@
     </w:p>
     <w:p>
       <w:r>
-        <w:t>En Geç Yükleme Tarihi (44C): 15.08.2026</w:t>
+        <w:t>En Geç Yükleme Tarihi (44C): 15.07.2026</w:t>
       </w:r>
     </w:p>
     <w:p>
       <w:r>
-        <w:t>Bankaya Son Evrak İbraz Tarihi: 05.09.2026</w:t>
+        <w:t>Bankaya Son Evrak İbraz Tarihi: 05.08.2026</w:t>
       </w:r>
     </w:p>
     <w:p>
@@ -44,12 +44,7 @@
     </w:p>
     <w:p>
       <w:r>
-        <w:t>Vade: Konşimentodan 90 gün sonra.</w:t>
-      </w:r>
-    </w:p>
-    <w:p>
-      <w:r>
-        <w:t>Tahmini Ödeme Günü: 13.11.2026</w:t>
+        <w:t>Finansal takvim hesaplanamadı.</w:t>
       </w:r>
     </w:p>
     <w:p>
@@ -58,16 +53,6 @@
       </w:pPr>
       <w:r>
         <w:t>3. Incoterms ve Sigorta Denetimi</w:t>
-      </w:r>
-    </w:p>
-    <w:p>
-      <w:r>
-        <w:t>[BILGI] Saptanan teslim sekli: CIF</w:t>
-      </w:r>
-    </w:p>
-    <w:p>
-      <w:r>
-        <w:t>[UYUMLU] Sigorta sartlari eksiksiz saptandi.</w:t>
       </w:r>
     </w:p>
     <w:p>
@@ -80,12 +65,12 @@
     </w:p>
     <w:p>
       <w:r>
-        <w:t>[REZERV RISKI] Faturadaki mal tanimi kusatla uyusmuyor!</w:t>
+        <w:t>[UYUMLU] Mal tanimi fatura ile uyusuyor.</w:t>
       </w:r>
     </w:p>
     <w:p>
       <w:r>
-        <w:t>[REZERV RISKI] Fatura tarihi yuklemeden sonra olamaz!</w:t>
+        <w:t>[UYUMLU] Fatura tarihi gumruk yuklemesinden once.</w:t>
       </w:r>
     </w:p>
     <w:p>
@@ -126,7 +111,7 @@
     </w:p>
     <w:p>
       <w:r>
-        <w:t>[TESPIT EDILDI] [Art 5] DOCUMENTS saptandi.</w:t>
+        <w:t>[KONTROL ET] [Art 5] DOCUMENTS dogrudan gecmiyor.</w:t>
       </w:r>
     </w:p>
     <w:p>
@@ -136,7 +121,7 @@
     </w:p>
     <w:p>
       <w:r>
-        <w:t>[TESPIT EDILDI] [Art 7] ISSUING BANK saptandi.</w:t>
+        <w:t>[KONTROL ET] [Art 7] ISSUING BANK dogrudan gecmiyor.</w:t>
       </w:r>
     </w:p>
     <w:p>
@@ -191,7 +176,7 @@
     </w:p>
     <w:p>
       <w:r>
-        <w:t>[TESPIT EDILDI] [Art 18] COMMERCIAL INVOICE saptandi.</w:t>
+        <w:t>[KONTROL ET] [Art 18] COMMERCIAL INVOICE dogrudan gecmiyor.</w:t>
       </w:r>
     </w:p>
     <w:p>
@@ -201,7 +186,7 @@
     </w:p>
     <w:p>
       <w:r>
-        <w:t>[TESPIT EDILDI] [Art 20] BILL OF LADING saptandi.</w:t>
+        <w:t>[KONTROL ET] [Art 20] BILL OF LADING dogrudan gecmiyor.</w:t>
       </w:r>
     </w:p>
     <w:p>
@@ -236,12 +221,12 @@
     </w:p>
     <w:p>
       <w:r>
-        <w:t>[TESPIT EDILDI] [Art 27] CLEAN saptandi.</w:t>
+        <w:t>[KONTROL ET] [Art 27] CLEAN dogrudan gecmiyor.</w:t>
       </w:r>
     </w:p>
     <w:p>
       <w:r>
-        <w:t>[TESPIT EDILDI] [Art 28] INSURANCE saptandi.</w:t>
+        <w:t>[KONTROL ET] [Art 28] INSURANCE dogrudan gecmiyor.</w:t>
       </w:r>
     </w:p>
     <w:p>
@@ -309,12 +294,7 @@
     </w:p>
     <w:p>
       <w:r>
-        <w:t>[UYUMLU] Madde 14(c): Sunum süresi yasal limit (21 gün) dahilinde.</w:t>
-      </w:r>
-    </w:p>
-    <w:p>
-      <w:r>
-        <w:t>[REZERV RİSKİ] Madde 18(c): Faturadaki mal tanımı akreditifle kelimesi kelimesine (exactly) uyuşmuyor!</w:t>
+        <w:t>[UYUMLU] Madde 18(c): Ticari faturadaki mal tanımı akreditifle uyumlu.</w:t>
       </w:r>
     </w:p>
     <w:p>
@@ -325,7 +305,7 @@
     </w:p>
     <w:p>
       <w:r>
-        <w:t>SONUÇ: Rezerv riskleri tespit edildi!</w:t>
+        <w:t>SONUÇ: Altyapı tam uyumlu.</w:t>
       </w:r>
     </w:p>
     <w:sectPr>

--- a/akreditif_analiz_raporu.docx
+++ b/akreditif_analiz_raporu.docx
@@ -12,7 +12,7 @@
     </w:p>
     <w:p>
       <w:r>
-        <w:t>Rapor Tarihi: 07.06.2026 19:47</w:t>
+        <w:t>Rapor Tarihi: 07.06.2026 19:53</w:t>
         <w:br/>
       </w:r>
     </w:p>
@@ -44,7 +44,12 @@
     </w:p>
     <w:p>
       <w:r>
-        <w:t>Finansal takvim hesaplanamadı.</w:t>
+        <w:t>Vade: Konşimentodan 90 gün sonra.</w:t>
+      </w:r>
+    </w:p>
+    <w:p>
+      <w:r>
+        <w:t>Tahmini Ödeme Günü: 08.10.2026</w:t>
       </w:r>
     </w:p>
     <w:p>
@@ -106,12 +111,12 @@
     </w:p>
     <w:p>
       <w:r>
-        <w:t>[KONTROL ET] [Art 4] CONTRACT dogrudan gecmiyor.</w:t>
+        <w:t>[TESPIT EDILDI] [Art 4] CONTRACT saptandi.</w:t>
       </w:r>
     </w:p>
     <w:p>
       <w:r>
-        <w:t>[KONTROL ET] [Art 5] DOCUMENTS dogrudan gecmiyor.</w:t>
+        <w:t>[TESPIT EDILDI] [Art 5] DOCUMENTS saptandi.</w:t>
       </w:r>
     </w:p>
     <w:p>
@@ -121,7 +126,7 @@
     </w:p>
     <w:p>
       <w:r>
-        <w:t>[KONTROL ET] [Art 7] ISSUING BANK dogrudan gecmiyor.</w:t>
+        <w:t>[TESPIT EDILDI] [Art 7] ISSUING BANK saptandi.</w:t>
       </w:r>
     </w:p>
     <w:p>
@@ -176,7 +181,7 @@
     </w:p>
     <w:p>
       <w:r>
-        <w:t>[KONTROL ET] [Art 18] COMMERCIAL INVOICE dogrudan gecmiyor.</w:t>
+        <w:t>[TESPIT EDILDI] [Art 18] COMMERCIAL INVOICE saptandi.</w:t>
       </w:r>
     </w:p>
     <w:p>
@@ -186,7 +191,7 @@
     </w:p>
     <w:p>
       <w:r>
-        <w:t>[KONTROL ET] [Art 20] BILL OF LADING dogrudan gecmiyor.</w:t>
+        <w:t>[TESPIT EDILDI] [Art 20] BILL OF LADING saptandi.</w:t>
       </w:r>
     </w:p>
     <w:p>
@@ -221,12 +226,12 @@
     </w:p>
     <w:p>
       <w:r>
-        <w:t>[KONTROL ET] [Art 27] CLEAN dogrudan gecmiyor.</w:t>
+        <w:t>[TESPIT EDILDI] [Art 27] CLEAN saptandi.</w:t>
       </w:r>
     </w:p>
     <w:p>
       <w:r>
-        <w:t>[KONTROL ET] [Art 28] INSURANCE dogrudan gecmiyor.</w:t>
+        <w:t>[TESPIT EDILDI] [Art 28] INSURANCE saptandi.</w:t>
       </w:r>
     </w:p>
     <w:p>
@@ -241,7 +246,7 @@
     </w:p>
     <w:p>
       <w:r>
-        <w:t>[KONTROL ET] [Art 31] PARTIAL dogrudan gecmiyor.</w:t>
+        <w:t>[TESPIT EDILDI] [Art 31] PARTIAL saptandi.</w:t>
       </w:r>
     </w:p>
     <w:p>

--- a/akreditif_analiz_raporu.docx
+++ b/akreditif_analiz_raporu.docx
@@ -12,7 +12,7 @@
     </w:p>
     <w:p>
       <w:r>
-        <w:t>Rapor Tarihi: 07.06.2026 19:53</w:t>
+        <w:t>Rapor Tarihi: 07.06.2026 19:59</w:t>
         <w:br/>
       </w:r>
     </w:p>
@@ -61,6 +61,11 @@
       </w:r>
     </w:p>
     <w:p>
+      <w:r>
+        <w:t>[REZERV RISKI] Kritik UYARI: Akreditif metninde resmi bir Incoterms (Teslim Şekli) saptanamadı!</w:t>
+      </w:r>
+    </w:p>
+    <w:p>
       <w:pPr>
         <w:pStyle w:val="Heading2"/>
       </w:pPr>
@@ -101,205 +106,418 @@
         <w:pStyle w:val="Heading2"/>
       </w:pPr>
       <w:r>
-        <w:t>6. UCP 600 Maddeleri ve SWIFT Kontrolleri</w:t>
+        <w:t>6. UCP 600 Denetim ve Tespit Tablosu</w:t>
       </w:r>
     </w:p>
-    <w:p>
-      <w:r>
-        <w:t>[KONTROL ET] [Art 2] ADVISING BANK dogrudan gecmiyor.</w:t>
-      </w:r>
-    </w:p>
-    <w:p>
-      <w:r>
-        <w:t>[TESPIT EDILDI] [Art 4] CONTRACT saptandi.</w:t>
-      </w:r>
-    </w:p>
-    <w:p>
-      <w:r>
-        <w:t>[TESPIT EDILDI] [Art 5] DOCUMENTS saptandi.</w:t>
-      </w:r>
-    </w:p>
-    <w:p>
-      <w:r>
-        <w:t>[TESPIT EDILDI] [Art 6] :41A: saptandi.</w:t>
-      </w:r>
-    </w:p>
-    <w:p>
-      <w:r>
-        <w:t>[TESPIT EDILDI] [Art 7] ISSUING BANK saptandi.</w:t>
-      </w:r>
-    </w:p>
-    <w:p>
-      <w:r>
-        <w:t>[KONTROL ET] [Art 8] CONFIRMING BANK dogrudan gecmiyor.</w:t>
-      </w:r>
-    </w:p>
-    <w:p>
-      <w:r>
-        <w:t>[KONTROL ET] [Art 9] AMENDMENT dogrudan gecmiyor.</w:t>
-      </w:r>
-    </w:p>
-    <w:p>
-      <w:r>
-        <w:t>[KONTROL ET] [Art 10] ADVISING AMENDMENTS dogrudan gecmiyor.</w:t>
-      </w:r>
-    </w:p>
-    <w:p>
-      <w:r>
-        <w:t>[KONTROL ET] [Art 11] TELETRANSMITTED dogrudan gecmiyor.</w:t>
-      </w:r>
-    </w:p>
-    <w:p>
-      <w:r>
-        <w:t>[KONTROL ET] [Art 12] NOMINATED BANK dogrudan gecmiyor.</w:t>
-      </w:r>
-    </w:p>
-    <w:p>
-      <w:r>
-        <w:t>[KONTROL ET] [Art 13] REIMBURSEMENT dogrudan gecmiyor.</w:t>
-      </w:r>
-    </w:p>
-    <w:p>
-      <w:r>
-        <w:t>[TESPIT EDILDI] [Art 14] :48: saptandi.</w:t>
-      </w:r>
-    </w:p>
-    <w:p>
-      <w:r>
-        <w:t>[KONTROL ET] [Art 15] COMPLYING PRESENTATION dogrudan gecmiyor.</w:t>
-      </w:r>
-    </w:p>
-    <w:p>
-      <w:r>
-        <w:t>[KONTROL ET] [Art 16] DISCREPANT DOCUMENTS dogrudan gecmiyor.</w:t>
-      </w:r>
-    </w:p>
-    <w:p>
-      <w:r>
-        <w:t>[KONTROL ET] [Art 17] ORIGINAL dogrudan gecmiyor.</w:t>
-      </w:r>
-    </w:p>
-    <w:p>
-      <w:r>
-        <w:t>[TESPIT EDILDI] [Art 18] COMMERCIAL INVOICE saptandi.</w:t>
-      </w:r>
-    </w:p>
-    <w:p>
-      <w:r>
-        <w:t>[KONTROL ET] [Art 19] MULTIMODAL dogrudan gecmiyor.</w:t>
-      </w:r>
-    </w:p>
-    <w:p>
-      <w:r>
-        <w:t>[TESPIT EDILDI] [Art 20] BILL OF LADING saptandi.</w:t>
-      </w:r>
-    </w:p>
-    <w:p>
-      <w:r>
-        <w:t>[KONTROL ET] [Art 21] NON-NEGOTIABLE SEA WAYBILL dogrudan gecmiyor.</w:t>
-      </w:r>
-    </w:p>
-    <w:p>
-      <w:r>
-        <w:t>[KONTROL ET] [Art 22] CHARTER PARTY dogrudan gecmiyor.</w:t>
-      </w:r>
-    </w:p>
-    <w:p>
-      <w:r>
-        <w:t>[KONTROL ET] [Art 23] AIR TRANSPORT dogrudan gecmiyor.</w:t>
-      </w:r>
-    </w:p>
-    <w:p>
-      <w:r>
-        <w:t>[KONTROL ET] [Art 24] ROAD RAIL INLAND dogrudan gecmiyor.</w:t>
-      </w:r>
-    </w:p>
-    <w:p>
-      <w:r>
-        <w:t>[KONTROL ET] [Art 25] COURIER POST dogrudan gecmiyor.</w:t>
-      </w:r>
-    </w:p>
-    <w:p>
-      <w:r>
-        <w:t>[KONTROL ET] [Art 26] DECK dogrudan gecmiyor.</w:t>
-      </w:r>
-    </w:p>
-    <w:p>
-      <w:r>
-        <w:t>[TESPIT EDILDI] [Art 27] CLEAN saptandi.</w:t>
-      </w:r>
-    </w:p>
-    <w:p>
-      <w:r>
-        <w:t>[TESPIT EDILDI] [Art 28] INSURANCE saptandi.</w:t>
-      </w:r>
-    </w:p>
-    <w:p>
-      <w:r>
-        <w:t>[KONTROL ET] [Art 29] EXPIRY DATE dogrudan gecmiyor.</w:t>
-      </w:r>
-    </w:p>
-    <w:p>
-      <w:r>
-        <w:t>[KONTROL ET] [Art 30] TOLERANCE dogrudan gecmiyor.</w:t>
-      </w:r>
-    </w:p>
-    <w:p>
-      <w:r>
-        <w:t>[TESPIT EDILDI] [Art 31] PARTIAL saptandi.</w:t>
-      </w:r>
-    </w:p>
-    <w:p>
-      <w:r>
-        <w:t>[KONTROL ET] [Art 32] INSTALMENT dogrudan gecmiyor.</w:t>
-      </w:r>
-    </w:p>
-    <w:p>
-      <w:r>
-        <w:t>[KONTROL ET] [Art 33] HOURS dogrudan gecmiyor.</w:t>
-      </w:r>
-    </w:p>
-    <w:p>
-      <w:r>
-        <w:t>[KONTROL ET] [Art 34] DISCLAIMER DOCUMENTS dogrudan gecmiyor.</w:t>
-      </w:r>
-    </w:p>
-    <w:p>
-      <w:r>
-        <w:t>[KONTROL ET] [Art 35] TRANSMISSION dogrudan gecmiyor.</w:t>
-      </w:r>
-    </w:p>
-    <w:p>
-      <w:r>
-        <w:t>[KONTROL ET] [Art 36] FORCE MAJEURE dogrudan gecmiyor.</w:t>
-      </w:r>
-    </w:p>
-    <w:p>
-      <w:r>
-        <w:t>[KONTROL ET] [Art 37] USER CHARGES dogrudan gecmiyor.</w:t>
-      </w:r>
-    </w:p>
-    <w:p>
-      <w:r>
-        <w:t>[KONTROL ET] [Art 38] TRANSFERABLE dogrudan gecmiyor.</w:t>
-      </w:r>
-    </w:p>
-    <w:p>
-      <w:r>
-        <w:t>[KONTROL ET] [Art 39] ASSIGNMENT dogrudan gecmiyor.</w:t>
-      </w:r>
-    </w:p>
+    <w:tbl>
+      <w:tblPr>
+        <w:tblStyle w:val="LightShading-Accent1"/>
+        <w:tblW w:type="auto" w:w="0"/>
+        <w:tblLook w:firstColumn="1" w:firstRow="1" w:lastColumn="0" w:lastRow="0" w:noHBand="0" w:noVBand="1" w:val="04A0"/>
+      </w:tblPr>
+      <w:tblGrid>
+        <w:gridCol w:w="2880"/>
+        <w:gridCol w:w="2880"/>
+        <w:gridCol w:w="2880"/>
+      </w:tblGrid>
+      <w:tr>
+        <w:tc>
+          <w:tcPr>
+            <w:tcW w:type="dxa" w:w="2880"/>
+          </w:tcPr>
+          <w:p>
+            <w:r>
+              <w:t>Kural / Madde</w:t>
+            </w:r>
+          </w:p>
+        </w:tc>
+        <w:tc>
+          <w:tcPr>
+            <w:tcW w:type="dxa" w:w="2880"/>
+          </w:tcPr>
+          <w:p>
+            <w:r>
+              <w:t>Durum</w:t>
+            </w:r>
+          </w:p>
+        </w:tc>
+        <w:tc>
+          <w:tcPr>
+            <w:tcW w:type="dxa" w:w="2880"/>
+          </w:tcPr>
+          <w:p>
+            <w:r>
+              <w:t>Açıklama ve Bulgular</w:t>
+            </w:r>
+          </w:p>
+        </w:tc>
+      </w:tr>
+      <w:tr>
+        <w:tc>
+          <w:tcPr>
+            <w:tcW w:type="dxa" w:w="2880"/>
+          </w:tcPr>
+          <w:p>
+            <w:r>
+              <w:t>Art 4</w:t>
+            </w:r>
+          </w:p>
+        </w:tc>
+        <w:tc>
+          <w:tcPr>
+            <w:tcW w:type="dxa" w:w="2880"/>
+          </w:tcPr>
+          <w:p>
+            <w:r>
+              <w:t>TESPIT EDILDI</w:t>
+            </w:r>
+          </w:p>
+        </w:tc>
+        <w:tc>
+          <w:tcPr>
+            <w:tcW w:type="dxa" w:w="2880"/>
+          </w:tcPr>
+          <w:p>
+            <w:r>
+              <w:t>[Art 4] CONTRACT saptandi.</w:t>
+            </w:r>
+          </w:p>
+        </w:tc>
+      </w:tr>
+      <w:tr>
+        <w:tc>
+          <w:tcPr>
+            <w:tcW w:type="dxa" w:w="2880"/>
+          </w:tcPr>
+          <w:p>
+            <w:r>
+              <w:t>Art 5</w:t>
+            </w:r>
+          </w:p>
+        </w:tc>
+        <w:tc>
+          <w:tcPr>
+            <w:tcW w:type="dxa" w:w="2880"/>
+          </w:tcPr>
+          <w:p>
+            <w:r>
+              <w:t>TESPIT EDILDI</w:t>
+            </w:r>
+          </w:p>
+        </w:tc>
+        <w:tc>
+          <w:tcPr>
+            <w:tcW w:type="dxa" w:w="2880"/>
+          </w:tcPr>
+          <w:p>
+            <w:r>
+              <w:t>[Art 5] DOCUMENTS saptandi.</w:t>
+            </w:r>
+          </w:p>
+        </w:tc>
+      </w:tr>
+      <w:tr>
+        <w:tc>
+          <w:tcPr>
+            <w:tcW w:type="dxa" w:w="2880"/>
+          </w:tcPr>
+          <w:p>
+            <w:r>
+              <w:t>Art 6</w:t>
+            </w:r>
+          </w:p>
+        </w:tc>
+        <w:tc>
+          <w:tcPr>
+            <w:tcW w:type="dxa" w:w="2880"/>
+          </w:tcPr>
+          <w:p>
+            <w:r>
+              <w:t>TESPIT EDILDI</w:t>
+            </w:r>
+          </w:p>
+        </w:tc>
+        <w:tc>
+          <w:tcPr>
+            <w:tcW w:type="dxa" w:w="2880"/>
+          </w:tcPr>
+          <w:p>
+            <w:r>
+              <w:t>[Art 6] :41A: saptandi.</w:t>
+            </w:r>
+          </w:p>
+        </w:tc>
+      </w:tr>
+      <w:tr>
+        <w:tc>
+          <w:tcPr>
+            <w:tcW w:type="dxa" w:w="2880"/>
+          </w:tcPr>
+          <w:p>
+            <w:r>
+              <w:t>Art 7</w:t>
+            </w:r>
+          </w:p>
+        </w:tc>
+        <w:tc>
+          <w:tcPr>
+            <w:tcW w:type="dxa" w:w="2880"/>
+          </w:tcPr>
+          <w:p>
+            <w:r>
+              <w:t>TESPIT EDILDI</w:t>
+            </w:r>
+          </w:p>
+        </w:tc>
+        <w:tc>
+          <w:tcPr>
+            <w:tcW w:type="dxa" w:w="2880"/>
+          </w:tcPr>
+          <w:p>
+            <w:r>
+              <w:t>[Art 7] ISSUING BANK saptandi.</w:t>
+            </w:r>
+          </w:p>
+        </w:tc>
+      </w:tr>
+      <w:tr>
+        <w:tc>
+          <w:tcPr>
+            <w:tcW w:type="dxa" w:w="2880"/>
+          </w:tcPr>
+          <w:p>
+            <w:r>
+              <w:t>Art 14</w:t>
+            </w:r>
+          </w:p>
+        </w:tc>
+        <w:tc>
+          <w:tcPr>
+            <w:tcW w:type="dxa" w:w="2880"/>
+          </w:tcPr>
+          <w:p>
+            <w:r>
+              <w:t>TESPIT EDILDI</w:t>
+            </w:r>
+          </w:p>
+        </w:tc>
+        <w:tc>
+          <w:tcPr>
+            <w:tcW w:type="dxa" w:w="2880"/>
+          </w:tcPr>
+          <w:p>
+            <w:r>
+              <w:t>[Art 14] :48: saptandi.</w:t>
+            </w:r>
+          </w:p>
+        </w:tc>
+      </w:tr>
+      <w:tr>
+        <w:tc>
+          <w:tcPr>
+            <w:tcW w:type="dxa" w:w="2880"/>
+          </w:tcPr>
+          <w:p>
+            <w:r>
+              <w:t>Art 18</w:t>
+            </w:r>
+          </w:p>
+        </w:tc>
+        <w:tc>
+          <w:tcPr>
+            <w:tcW w:type="dxa" w:w="2880"/>
+          </w:tcPr>
+          <w:p>
+            <w:r>
+              <w:t>TESPIT EDILDI</w:t>
+            </w:r>
+          </w:p>
+        </w:tc>
+        <w:tc>
+          <w:tcPr>
+            <w:tcW w:type="dxa" w:w="2880"/>
+          </w:tcPr>
+          <w:p>
+            <w:r>
+              <w:t>[Art 18] COMMERCIAL INVOICE saptandi.</w:t>
+            </w:r>
+          </w:p>
+        </w:tc>
+      </w:tr>
+      <w:tr>
+        <w:tc>
+          <w:tcPr>
+            <w:tcW w:type="dxa" w:w="2880"/>
+          </w:tcPr>
+          <w:p>
+            <w:r>
+              <w:t>Art 20</w:t>
+            </w:r>
+          </w:p>
+        </w:tc>
+        <w:tc>
+          <w:tcPr>
+            <w:tcW w:type="dxa" w:w="2880"/>
+          </w:tcPr>
+          <w:p>
+            <w:r>
+              <w:t>TESPIT EDILDI</w:t>
+            </w:r>
+          </w:p>
+        </w:tc>
+        <w:tc>
+          <w:tcPr>
+            <w:tcW w:type="dxa" w:w="2880"/>
+          </w:tcPr>
+          <w:p>
+            <w:r>
+              <w:t>[Art 20] BILL OF LADING saptandi.</w:t>
+            </w:r>
+          </w:p>
+        </w:tc>
+      </w:tr>
+      <w:tr>
+        <w:tc>
+          <w:tcPr>
+            <w:tcW w:type="dxa" w:w="2880"/>
+          </w:tcPr>
+          <w:p>
+            <w:r>
+              <w:t>Art 27</w:t>
+            </w:r>
+          </w:p>
+        </w:tc>
+        <w:tc>
+          <w:tcPr>
+            <w:tcW w:type="dxa" w:w="2880"/>
+          </w:tcPr>
+          <w:p>
+            <w:r>
+              <w:t>TESPIT EDILDI</w:t>
+            </w:r>
+          </w:p>
+        </w:tc>
+        <w:tc>
+          <w:tcPr>
+            <w:tcW w:type="dxa" w:w="2880"/>
+          </w:tcPr>
+          <w:p>
+            <w:r>
+              <w:t>[Art 27] CLEAN saptandi.</w:t>
+            </w:r>
+          </w:p>
+        </w:tc>
+      </w:tr>
+      <w:tr>
+        <w:tc>
+          <w:tcPr>
+            <w:tcW w:type="dxa" w:w="2880"/>
+          </w:tcPr>
+          <w:p>
+            <w:r>
+              <w:t>Art 28</w:t>
+            </w:r>
+          </w:p>
+        </w:tc>
+        <w:tc>
+          <w:tcPr>
+            <w:tcW w:type="dxa" w:w="2880"/>
+          </w:tcPr>
+          <w:p>
+            <w:r>
+              <w:t>TESPIT EDILDI</w:t>
+            </w:r>
+          </w:p>
+        </w:tc>
+        <w:tc>
+          <w:tcPr>
+            <w:tcW w:type="dxa" w:w="2880"/>
+          </w:tcPr>
+          <w:p>
+            <w:r>
+              <w:t>[Art 28] INSURANCE saptandi.</w:t>
+            </w:r>
+          </w:p>
+        </w:tc>
+      </w:tr>
+      <w:tr>
+        <w:tc>
+          <w:tcPr>
+            <w:tcW w:type="dxa" w:w="2880"/>
+          </w:tcPr>
+          <w:p>
+            <w:r>
+              <w:t>Art 31</w:t>
+            </w:r>
+          </w:p>
+        </w:tc>
+        <w:tc>
+          <w:tcPr>
+            <w:tcW w:type="dxa" w:w="2880"/>
+          </w:tcPr>
+          <w:p>
+            <w:r>
+              <w:t>TESPIT EDILDI</w:t>
+            </w:r>
+          </w:p>
+        </w:tc>
+        <w:tc>
+          <w:tcPr>
+            <w:tcW w:type="dxa" w:w="2880"/>
+          </w:tcPr>
+          <w:p>
+            <w:r>
+              <w:t>[Art 31] PARTIAL saptandi.</w:t>
+            </w:r>
+          </w:p>
+        </w:tc>
+      </w:tr>
+      <w:tr>
+        <w:tc>
+          <w:tcPr>
+            <w:tcW w:type="dxa" w:w="2880"/>
+          </w:tcPr>
+          <w:p>
+            <w:r>
+              <w:t>Madde 18(c)</w:t>
+            </w:r>
+          </w:p>
+        </w:tc>
+        <w:tc>
+          <w:tcPr>
+            <w:tcW w:type="dxa" w:w="2880"/>
+          </w:tcPr>
+          <w:p>
+            <w:r>
+              <w:t>UYUMLU</w:t>
+            </w:r>
+          </w:p>
+        </w:tc>
+        <w:tc>
+          <w:tcPr>
+            <w:tcW w:type="dxa" w:w="2880"/>
+          </w:tcPr>
+          <w:p>
+            <w:r>
+              <w:t>Madde 18(c): Ticari faturadaki mal tanımı akreditifle uyumlu.</w:t>
+            </w:r>
+          </w:p>
+        </w:tc>
+      </w:tr>
+    </w:tbl>
     <w:p>
       <w:pPr>
         <w:pStyle w:val="Heading2"/>
       </w:pPr>
       <w:r>
-        <w:t>7. UCP 600 (39 Madde) Resmi Kural Motoru Çıktıları</w:t>
+        <w:t>7. Doğrudan Geçmeyen Maddeler Notu</w:t>
       </w:r>
     </w:p>
     <w:p>
       <w:r>
-        <w:t>[UYUMLU] Madde 18(c): Ticari faturadaki mal tanımı akreditifle uyumlu.</w:t>
+        <w:t>Aşağıdaki kurallara ait spesifik ifadeler SWIFT metninde doğrudan yer almamaktadır (Manuel kontrol önerilir):</w:t>
+        <w:br/>
+        <w:t>Art 2, Art 8, Art 9, Art 10, Art 11, Art 12, Art 13, Art 15, Art 16, Art 17, Art 19, Art 21, Art 22, Art 23, Art 24, Art 25, Art 26, Art 29, Art 30, Art 32, Art 33, Art 34, Art 35, Art 36, Art 37, Art 38, Art 39</w:t>
       </w:r>
     </w:p>
     <w:p>
@@ -310,7 +528,7 @@
     </w:p>
     <w:p>
       <w:r>
-        <w:t>SONUÇ: Altyapı tam uyumlu.</w:t>
+        <w:t>SONUÇ: Rezerv riskleri tespit edildi!</w:t>
       </w:r>
     </w:p>
     <w:sectPr>

--- a/akreditif_analiz_raporu.docx
+++ b/akreditif_analiz_raporu.docx
@@ -7,12 +7,12 @@
         <w:pStyle w:val="Heading1"/>
       </w:pPr>
       <w:r>
-        <w:t>GELİŞMİŞ DIŞ TİCARET DENETİM RAPORU</w:t>
+        <w:t>GELİŞMİŞ DIŞ TİCARET DENETİM VE ANALİZ RAPORU</w:t>
       </w:r>
     </w:p>
     <w:p>
       <w:r>
-        <w:t>Rapor Tarihi: 07.06.2026 19:59</w:t>
+        <w:t>Rapor Tarihi: 07.06.2026 20:04</w:t>
         <w:br/>
       </w:r>
     </w:p>
@@ -106,7 +106,7 @@
         <w:pStyle w:val="Heading2"/>
       </w:pPr>
       <w:r>
-        <w:t>6. UCP 600 Denetim ve Tespit Tablosu</w:t>
+        <w:t>6. UCP 600 Denetim ve Mevzuat Yorum Tablosu</w:t>
       </w:r>
     </w:p>
     <w:tbl>
@@ -116,14 +116,15 @@
         <w:tblLook w:firstColumn="1" w:firstRow="1" w:lastColumn="0" w:lastRow="0" w:noHBand="0" w:noVBand="1" w:val="04A0"/>
       </w:tblPr>
       <w:tblGrid>
-        <w:gridCol w:w="2880"/>
-        <w:gridCol w:w="2880"/>
-        <w:gridCol w:w="2880"/>
+        <w:gridCol w:w="2160"/>
+        <w:gridCol w:w="2160"/>
+        <w:gridCol w:w="2160"/>
+        <w:gridCol w:w="2160"/>
       </w:tblGrid>
       <w:tr>
         <w:tc>
           <w:tcPr>
-            <w:tcW w:type="dxa" w:w="2880"/>
+            <w:tcW w:type="dxa" w:w="2160"/>
           </w:tcPr>
           <w:p>
             <w:r>
@@ -133,7 +134,7 @@
         </w:tc>
         <w:tc>
           <w:tcPr>
-            <w:tcW w:type="dxa" w:w="2880"/>
+            <w:tcW w:type="dxa" w:w="2160"/>
           </w:tcPr>
           <w:p>
             <w:r>
@@ -143,11 +144,21 @@
         </w:tc>
         <w:tc>
           <w:tcPr>
-            <w:tcW w:type="dxa" w:w="2880"/>
+            <w:tcW w:type="dxa" w:w="2160"/>
           </w:tcPr>
           <w:p>
             <w:r>
-              <w:t>Açıklama ve Bulgular</w:t>
+              <w:t>Bulgu Mesajı</w:t>
+            </w:r>
+          </w:p>
+        </w:tc>
+        <w:tc>
+          <w:tcPr>
+            <w:tcW w:type="dxa" w:w="2160"/>
+          </w:tcPr>
+          <w:p>
+            <w:r>
+              <w:t>Hukuki ve Pratik Uzman Yorumu</w:t>
             </w:r>
           </w:p>
         </w:tc>
@@ -155,7 +166,7 @@
       <w:tr>
         <w:tc>
           <w:tcPr>
-            <w:tcW w:type="dxa" w:w="2880"/>
+            <w:tcW w:type="dxa" w:w="2160"/>
           </w:tcPr>
           <w:p>
             <w:r>
@@ -165,7 +176,7 @@
         </w:tc>
         <w:tc>
           <w:tcPr>
-            <w:tcW w:type="dxa" w:w="2880"/>
+            <w:tcW w:type="dxa" w:w="2160"/>
           </w:tcPr>
           <w:p>
             <w:r>
@@ -175,7 +186,7 @@
         </w:tc>
         <w:tc>
           <w:tcPr>
-            <w:tcW w:type="dxa" w:w="2880"/>
+            <w:tcW w:type="dxa" w:w="2160"/>
           </w:tcPr>
           <w:p>
             <w:r>
@@ -183,11 +194,21 @@
             </w:r>
           </w:p>
         </w:tc>
+        <w:tc>
+          <w:tcPr>
+            <w:tcW w:type="dxa" w:w="2160"/>
+          </w:tcPr>
+          <w:p>
+            <w:r>
+              <w:t>Akreditiflerin dayandığı temel satış sözleşmelerinden tamamen bağımsız bir hukuki işlem olduğunu belirtir. Bankalar sadece belgelerle ilgilenir, malların fiziki durumuyla ilgilenmez.</w:t>
+            </w:r>
+          </w:p>
+        </w:tc>
       </w:tr>
       <w:tr>
         <w:tc>
           <w:tcPr>
-            <w:tcW w:type="dxa" w:w="2880"/>
+            <w:tcW w:type="dxa" w:w="2160"/>
           </w:tcPr>
           <w:p>
             <w:r>
@@ -197,7 +218,7 @@
         </w:tc>
         <w:tc>
           <w:tcPr>
-            <w:tcW w:type="dxa" w:w="2880"/>
+            <w:tcW w:type="dxa" w:w="2160"/>
           </w:tcPr>
           <w:p>
             <w:r>
@@ -207,7 +228,7 @@
         </w:tc>
         <w:tc>
           <w:tcPr>
-            <w:tcW w:type="dxa" w:w="2880"/>
+            <w:tcW w:type="dxa" w:w="2160"/>
           </w:tcPr>
           <w:p>
             <w:r>
@@ -215,11 +236,21 @@
             </w:r>
           </w:p>
         </w:tc>
+        <w:tc>
+          <w:tcPr>
+            <w:tcW w:type="dxa" w:w="2160"/>
+          </w:tcPr>
+          <w:p>
+            <w:r>
+              <w:t>Bankaların işlemlerinin sadece belgeler üzerinden yürüdüğünü, mallar, hizmetler veya performanslarla ilgilenmediğini vurgular (Belge Ticareti İlkesi).</w:t>
+            </w:r>
+          </w:p>
+        </w:tc>
       </w:tr>
       <w:tr>
         <w:tc>
           <w:tcPr>
-            <w:tcW w:type="dxa" w:w="2880"/>
+            <w:tcW w:type="dxa" w:w="2160"/>
           </w:tcPr>
           <w:p>
             <w:r>
@@ -229,7 +260,7 @@
         </w:tc>
         <w:tc>
           <w:tcPr>
-            <w:tcW w:type="dxa" w:w="2880"/>
+            <w:tcW w:type="dxa" w:w="2160"/>
           </w:tcPr>
           <w:p>
             <w:r>
@@ -239,7 +270,7 @@
         </w:tc>
         <w:tc>
           <w:tcPr>
-            <w:tcW w:type="dxa" w:w="2880"/>
+            <w:tcW w:type="dxa" w:w="2160"/>
           </w:tcPr>
           <w:p>
             <w:r>
@@ -247,11 +278,21 @@
             </w:r>
           </w:p>
         </w:tc>
+        <w:tc>
+          <w:tcPr>
+            <w:tcW w:type="dxa" w:w="2160"/>
+          </w:tcPr>
+          <w:p>
+            <w:r>
+              <w:t>Akreditifin hangi bankanın gişesinde (kullanım yerinde) son bulacağını ve ödeme şeklini (Görüldüğünde, Vadeli, İştira) netleştirir.</w:t>
+            </w:r>
+          </w:p>
+        </w:tc>
       </w:tr>
       <w:tr>
         <w:tc>
           <w:tcPr>
-            <w:tcW w:type="dxa" w:w="2880"/>
+            <w:tcW w:type="dxa" w:w="2160"/>
           </w:tcPr>
           <w:p>
             <w:r>
@@ -261,7 +302,7 @@
         </w:tc>
         <w:tc>
           <w:tcPr>
-            <w:tcW w:type="dxa" w:w="2880"/>
+            <w:tcW w:type="dxa" w:w="2160"/>
           </w:tcPr>
           <w:p>
             <w:r>
@@ -271,7 +312,7 @@
         </w:tc>
         <w:tc>
           <w:tcPr>
-            <w:tcW w:type="dxa" w:w="2880"/>
+            <w:tcW w:type="dxa" w:w="2160"/>
           </w:tcPr>
           <w:p>
             <w:r>
@@ -279,11 +320,21 @@
             </w:r>
           </w:p>
         </w:tc>
+        <w:tc>
+          <w:tcPr>
+            <w:tcW w:type="dxa" w:w="2160"/>
+          </w:tcPr>
+          <w:p>
+            <w:r>
+              <w:t>Amir bankanın (Issuing Bank), kurallara uygun evrak ibraz edildiğinde lehtara karşı geri dönülemez ve kesin bir ödeme taahhüdü altında olduğunu açıklar.</w:t>
+            </w:r>
+          </w:p>
+        </w:tc>
       </w:tr>
       <w:tr>
         <w:tc>
           <w:tcPr>
-            <w:tcW w:type="dxa" w:w="2880"/>
+            <w:tcW w:type="dxa" w:w="2160"/>
           </w:tcPr>
           <w:p>
             <w:r>
@@ -293,7 +344,7 @@
         </w:tc>
         <w:tc>
           <w:tcPr>
-            <w:tcW w:type="dxa" w:w="2880"/>
+            <w:tcW w:type="dxa" w:w="2160"/>
           </w:tcPr>
           <w:p>
             <w:r>
@@ -303,7 +354,7 @@
         </w:tc>
         <w:tc>
           <w:tcPr>
-            <w:tcW w:type="dxa" w:w="2880"/>
+            <w:tcW w:type="dxa" w:w="2160"/>
           </w:tcPr>
           <w:p>
             <w:r>
@@ -311,11 +362,21 @@
             </w:r>
           </w:p>
         </w:tc>
+        <w:tc>
+          <w:tcPr>
+            <w:tcW w:type="dxa" w:w="2160"/>
+          </w:tcPr>
+          <w:p>
+            <w:r>
+              <w:t>Bankaların belgeleri inceleme standartlarını belirler. Belgelerin kendi arasında ve akreditifle çelişmemesi (tutarlılık) için en kritik maddedir.</w:t>
+            </w:r>
+          </w:p>
+        </w:tc>
       </w:tr>
       <w:tr>
         <w:tc>
           <w:tcPr>
-            <w:tcW w:type="dxa" w:w="2880"/>
+            <w:tcW w:type="dxa" w:w="2160"/>
           </w:tcPr>
           <w:p>
             <w:r>
@@ -325,7 +386,7 @@
         </w:tc>
         <w:tc>
           <w:tcPr>
-            <w:tcW w:type="dxa" w:w="2880"/>
+            <w:tcW w:type="dxa" w:w="2160"/>
           </w:tcPr>
           <w:p>
             <w:r>
@@ -335,7 +396,7 @@
         </w:tc>
         <w:tc>
           <w:tcPr>
-            <w:tcW w:type="dxa" w:w="2880"/>
+            <w:tcW w:type="dxa" w:w="2160"/>
           </w:tcPr>
           <w:p>
             <w:r>
@@ -343,11 +404,21 @@
             </w:r>
           </w:p>
         </w:tc>
+        <w:tc>
+          <w:tcPr>
+            <w:tcW w:type="dxa" w:w="2160"/>
+          </w:tcPr>
+          <w:p>
+            <w:r>
+              <w:t>Ticari faturanın (Commercial Invoice) mutlaka lehtar tarafından düzenlenmesi, amir adına kesilmesi ve akreditif döviziyle uyumlu olması şartını koşar.</w:t>
+            </w:r>
+          </w:p>
+        </w:tc>
       </w:tr>
       <w:tr>
         <w:tc>
           <w:tcPr>
-            <w:tcW w:type="dxa" w:w="2880"/>
+            <w:tcW w:type="dxa" w:w="2160"/>
           </w:tcPr>
           <w:p>
             <w:r>
@@ -357,7 +428,7 @@
         </w:tc>
         <w:tc>
           <w:tcPr>
-            <w:tcW w:type="dxa" w:w="2880"/>
+            <w:tcW w:type="dxa" w:w="2160"/>
           </w:tcPr>
           <w:p>
             <w:r>
@@ -367,7 +438,7 @@
         </w:tc>
         <w:tc>
           <w:tcPr>
-            <w:tcW w:type="dxa" w:w="2880"/>
+            <w:tcW w:type="dxa" w:w="2160"/>
           </w:tcPr>
           <w:p>
             <w:r>
@@ -375,11 +446,21 @@
             </w:r>
           </w:p>
         </w:tc>
+        <w:tc>
+          <w:tcPr>
+            <w:tcW w:type="dxa" w:w="2160"/>
+          </w:tcPr>
+          <w:p>
+            <w:r>
+              <w:t>Deniz Konşimentosu (Bill of Lading) kurallarıdır. Belgenin mutlaka 'Shipped on Board' (Yüklendi) kaydı taşıması, orijinal olması ve taşıyanın imzasını barındırması zorunludur.</w:t>
+            </w:r>
+          </w:p>
+        </w:tc>
       </w:tr>
       <w:tr>
         <w:tc>
           <w:tcPr>
-            <w:tcW w:type="dxa" w:w="2880"/>
+            <w:tcW w:type="dxa" w:w="2160"/>
           </w:tcPr>
           <w:p>
             <w:r>
@@ -389,7 +470,7 @@
         </w:tc>
         <w:tc>
           <w:tcPr>
-            <w:tcW w:type="dxa" w:w="2880"/>
+            <w:tcW w:type="dxa" w:w="2160"/>
           </w:tcPr>
           <w:p>
             <w:r>
@@ -399,7 +480,7 @@
         </w:tc>
         <w:tc>
           <w:tcPr>
-            <w:tcW w:type="dxa" w:w="2880"/>
+            <w:tcW w:type="dxa" w:w="2160"/>
           </w:tcPr>
           <w:p>
             <w:r>
@@ -407,11 +488,21 @@
             </w:r>
           </w:p>
         </w:tc>
+        <w:tc>
+          <w:tcPr>
+            <w:tcW w:type="dxa" w:w="2160"/>
+          </w:tcPr>
+          <w:p>
+            <w:r>
+              <w:t>Taşıma belgesinin 'Temiz' (Clean) olması gerektiğini, yani mal veya ambalajda hasar/kusur belirten hiçbir ibare taşımaması gerektiğini söyler.</w:t>
+            </w:r>
+          </w:p>
+        </w:tc>
       </w:tr>
       <w:tr>
         <w:tc>
           <w:tcPr>
-            <w:tcW w:type="dxa" w:w="2880"/>
+            <w:tcW w:type="dxa" w:w="2160"/>
           </w:tcPr>
           <w:p>
             <w:r>
@@ -421,7 +512,7 @@
         </w:tc>
         <w:tc>
           <w:tcPr>
-            <w:tcW w:type="dxa" w:w="2880"/>
+            <w:tcW w:type="dxa" w:w="2160"/>
           </w:tcPr>
           <w:p>
             <w:r>
@@ -431,7 +522,7 @@
         </w:tc>
         <w:tc>
           <w:tcPr>
-            <w:tcW w:type="dxa" w:w="2880"/>
+            <w:tcW w:type="dxa" w:w="2160"/>
           </w:tcPr>
           <w:p>
             <w:r>
@@ -439,11 +530,21 @@
             </w:r>
           </w:p>
         </w:tc>
+        <w:tc>
+          <w:tcPr>
+            <w:tcW w:type="dxa" w:w="2160"/>
+          </w:tcPr>
+          <w:p>
+            <w:r>
+              <w:t>Sigorta belgelerinin (Insurance Policy/Certificate) akreditif dövizinde olması, en geç yükleme gününde başlaması ve aksi belirtilmedikçe fatura tutarının en az %110'unu kapsaması şarttır.</w:t>
+            </w:r>
+          </w:p>
+        </w:tc>
       </w:tr>
       <w:tr>
         <w:tc>
           <w:tcPr>
-            <w:tcW w:type="dxa" w:w="2880"/>
+            <w:tcW w:type="dxa" w:w="2160"/>
           </w:tcPr>
           <w:p>
             <w:r>
@@ -453,7 +554,7 @@
         </w:tc>
         <w:tc>
           <w:tcPr>
-            <w:tcW w:type="dxa" w:w="2880"/>
+            <w:tcW w:type="dxa" w:w="2160"/>
           </w:tcPr>
           <w:p>
             <w:r>
@@ -463,7 +564,7 @@
         </w:tc>
         <w:tc>
           <w:tcPr>
-            <w:tcW w:type="dxa" w:w="2880"/>
+            <w:tcW w:type="dxa" w:w="2160"/>
           </w:tcPr>
           <w:p>
             <w:r>
@@ -471,11 +572,21 @@
             </w:r>
           </w:p>
         </w:tc>
+        <w:tc>
+          <w:tcPr>
+            <w:tcW w:type="dxa" w:w="2160"/>
+          </w:tcPr>
+          <w:p>
+            <w:r>
+              <w:t>Kısmi yükleme (Partial Shipment) izinlerini düzenler. Akreditifte yasaklanmadığı sürece parça parça mal sevkiyatı yapmak hukuken serbesttir.</w:t>
+            </w:r>
+          </w:p>
+        </w:tc>
       </w:tr>
       <w:tr>
         <w:tc>
           <w:tcPr>
-            <w:tcW w:type="dxa" w:w="2880"/>
+            <w:tcW w:type="dxa" w:w="2160"/>
           </w:tcPr>
           <w:p>
             <w:r>
@@ -485,7 +596,7 @@
         </w:tc>
         <w:tc>
           <w:tcPr>
-            <w:tcW w:type="dxa" w:w="2880"/>
+            <w:tcW w:type="dxa" w:w="2160"/>
           </w:tcPr>
           <w:p>
             <w:r>
@@ -495,11 +606,21 @@
         </w:tc>
         <w:tc>
           <w:tcPr>
-            <w:tcW w:type="dxa" w:w="2880"/>
+            <w:tcW w:type="dxa" w:w="2160"/>
           </w:tcPr>
           <w:p>
             <w:r>
               <w:t>Madde 18(c): Ticari faturadaki mal tanımı akreditifle uyumlu.</w:t>
+            </w:r>
+          </w:p>
+        </w:tc>
+        <w:tc>
+          <w:tcPr>
+            <w:tcW w:type="dxa" w:w="2160"/>
+          </w:tcPr>
+          <w:p>
+            <w:r>
+              <w:t>Bu bulgu, akreditif kuralları (UCP 600) ve uluslararası bankacılık standart uygulamalarının (ISBP) çapraz evrak kontrolü eşleşmesinden üretilmiştir.</w:t>
             </w:r>
           </w:p>
         </w:tc>
@@ -515,7 +636,7 @@
     </w:p>
     <w:p>
       <w:r>
-        <w:t>Aşağıdaki kurallara ait spesifik ifadeler SWIFT metninde doğrudan yer almamaktadır (Manuel kontrol önerilir):</w:t>
+        <w:t>Aşağıdaki kurallara ait spesifik ifadeler SWIFT metninde doğrudan yer almamaktadır:</w:t>
         <w:br/>
         <w:t>Art 2, Art 8, Art 9, Art 10, Art 11, Art 12, Art 13, Art 15, Art 16, Art 17, Art 19, Art 21, Art 22, Art 23, Art 24, Art 25, Art 26, Art 29, Art 30, Art 32, Art 33, Art 34, Art 35, Art 36, Art 37, Art 38, Art 39</w:t>
       </w:r>
@@ -528,7 +649,7 @@
     </w:p>
     <w:p>
       <w:r>
-        <w:t>SONUÇ: Rezerv riskleri tespit edildi!</w:t>
+        <w:t>SONUÇ: Rezerv riskleri tespit edildi! Evrakları bankaya ibraz etmeden önce riskli alanları revize edin.</w:t>
       </w:r>
     </w:p>
     <w:sectPr>

--- a/akreditif_analiz_raporu.docx
+++ b/akreditif_analiz_raporu.docx
@@ -12,7 +12,7 @@
     </w:p>
     <w:p>
       <w:r>
-        <w:t>Rapor Tarihi: 07.06.2026 20:04</w:t>
+        <w:t>Rapor Tarihi: 07.06.2026 21:04</w:t>
         <w:br/>
       </w:r>
     </w:p>
@@ -26,12 +26,12 @@
     </w:p>
     <w:p>
       <w:r>
-        <w:t>En Geç Yükleme Tarihi (44C): 15.07.2026</w:t>
+        <w:t>En Geç Yükleme Tarihi (44C): 15.06.2026</w:t>
       </w:r>
     </w:p>
     <w:p>
       <w:r>
-        <w:t>Bankaya Son Evrak İbraz Tarihi: 05.08.2026</w:t>
+        <w:t>Bankaya Son Evrak İbraz Tarihi: 06.07.2026</w:t>
       </w:r>
     </w:p>
     <w:p>
@@ -44,12 +44,12 @@
     </w:p>
     <w:p>
       <w:r>
-        <w:t>Vade: Konşimentodan 90 gün sonra.</w:t>
+        <w:t>Vade: Konşimentodan 21 gün sonra.</w:t>
       </w:r>
     </w:p>
     <w:p>
       <w:r>
-        <w:t>Tahmini Ödeme Günü: 08.10.2026</w:t>
+        <w:t>Tahmini Ödeme Günü: 03.07.2026</w:t>
       </w:r>
     </w:p>
     <w:p>
@@ -62,7 +62,12 @@
     </w:p>
     <w:p>
       <w:r>
-        <w:t>[REZERV RISKI] Kritik UYARI: Akreditif metninde resmi bir Incoterms (Teslim Şekli) saptanamadı!</w:t>
+        <w:t>[BILGI] Saptanan teslim sekli: CIF</w:t>
+      </w:r>
+    </w:p>
+    <w:p>
+      <w:r>
+        <w:t>[UYUMLU] Sigorta sartlari eksiksiz saptandi.</w:t>
       </w:r>
     </w:p>
     <w:p>
@@ -93,12 +98,12 @@
     </w:p>
     <w:p>
       <w:r>
-        <w:t>[UYUMLU] 'UCP 600' dogrulandi.</w:t>
+        <w:t>[RISK] 'UCP 600' BULUNAMADI!</w:t>
       </w:r>
     </w:p>
     <w:p>
       <w:r>
-        <w:t>[UYUMLU] 'IRREVOCABLE' dogrulandi.</w:t>
+        <w:t>[RISK] 'IRREVOCABLE' BULUNAMADI!</w:t>
       </w:r>
     </w:p>
     <w:p>
@@ -170,48 +175,6 @@
           </w:tcPr>
           <w:p>
             <w:r>
-              <w:t>Art 4</w:t>
-            </w:r>
-          </w:p>
-        </w:tc>
-        <w:tc>
-          <w:tcPr>
-            <w:tcW w:type="dxa" w:w="2160"/>
-          </w:tcPr>
-          <w:p>
-            <w:r>
-              <w:t>TESPIT EDILDI</w:t>
-            </w:r>
-          </w:p>
-        </w:tc>
-        <w:tc>
-          <w:tcPr>
-            <w:tcW w:type="dxa" w:w="2160"/>
-          </w:tcPr>
-          <w:p>
-            <w:r>
-              <w:t>[Art 4] CONTRACT saptandi.</w:t>
-            </w:r>
-          </w:p>
-        </w:tc>
-        <w:tc>
-          <w:tcPr>
-            <w:tcW w:type="dxa" w:w="2160"/>
-          </w:tcPr>
-          <w:p>
-            <w:r>
-              <w:t>Akreditiflerin dayandığı temel satış sözleşmelerinden tamamen bağımsız bir hukuki işlem olduğunu belirtir. Bankalar sadece belgelerle ilgilenir, malların fiziki durumuyla ilgilenmez.</w:t>
-            </w:r>
-          </w:p>
-        </w:tc>
-      </w:tr>
-      <w:tr>
-        <w:tc>
-          <w:tcPr>
-            <w:tcW w:type="dxa" w:w="2160"/>
-          </w:tcPr>
-          <w:p>
-            <w:r>
               <w:t>Art 5</w:t>
             </w:r>
           </w:p>
@@ -243,90 +206,6 @@
           <w:p>
             <w:r>
               <w:t>Bankaların işlemlerinin sadece belgeler üzerinden yürüdüğünü, mallar, hizmetler veya performanslarla ilgilenmediğini vurgular (Belge Ticareti İlkesi).</w:t>
-            </w:r>
-          </w:p>
-        </w:tc>
-      </w:tr>
-      <w:tr>
-        <w:tc>
-          <w:tcPr>
-            <w:tcW w:type="dxa" w:w="2160"/>
-          </w:tcPr>
-          <w:p>
-            <w:r>
-              <w:t>Art 6</w:t>
-            </w:r>
-          </w:p>
-        </w:tc>
-        <w:tc>
-          <w:tcPr>
-            <w:tcW w:type="dxa" w:w="2160"/>
-          </w:tcPr>
-          <w:p>
-            <w:r>
-              <w:t>TESPIT EDILDI</w:t>
-            </w:r>
-          </w:p>
-        </w:tc>
-        <w:tc>
-          <w:tcPr>
-            <w:tcW w:type="dxa" w:w="2160"/>
-          </w:tcPr>
-          <w:p>
-            <w:r>
-              <w:t>[Art 6] :41A: saptandi.</w:t>
-            </w:r>
-          </w:p>
-        </w:tc>
-        <w:tc>
-          <w:tcPr>
-            <w:tcW w:type="dxa" w:w="2160"/>
-          </w:tcPr>
-          <w:p>
-            <w:r>
-              <w:t>Akreditifin hangi bankanın gişesinde (kullanım yerinde) son bulacağını ve ödeme şeklini (Görüldüğünde, Vadeli, İştira) netleştirir.</w:t>
-            </w:r>
-          </w:p>
-        </w:tc>
-      </w:tr>
-      <w:tr>
-        <w:tc>
-          <w:tcPr>
-            <w:tcW w:type="dxa" w:w="2160"/>
-          </w:tcPr>
-          <w:p>
-            <w:r>
-              <w:t>Art 7</w:t>
-            </w:r>
-          </w:p>
-        </w:tc>
-        <w:tc>
-          <w:tcPr>
-            <w:tcW w:type="dxa" w:w="2160"/>
-          </w:tcPr>
-          <w:p>
-            <w:r>
-              <w:t>TESPIT EDILDI</w:t>
-            </w:r>
-          </w:p>
-        </w:tc>
-        <w:tc>
-          <w:tcPr>
-            <w:tcW w:type="dxa" w:w="2160"/>
-          </w:tcPr>
-          <w:p>
-            <w:r>
-              <w:t>[Art 7] ISSUING BANK saptandi.</w:t>
-            </w:r>
-          </w:p>
-        </w:tc>
-        <w:tc>
-          <w:tcPr>
-            <w:tcW w:type="dxa" w:w="2160"/>
-          </w:tcPr>
-          <w:p>
-            <w:r>
-              <w:t>Amir bankanın (Issuing Bank), kurallara uygun evrak ibraz edildiğinde lehtara karşı geri dönülemez ve kesin bir ödeme taahhüdü altında olduğunu açıklar.</w:t>
             </w:r>
           </w:p>
         </w:tc>
@@ -536,7 +415,7 @@
           </w:tcPr>
           <w:p>
             <w:r>
-              <w:t>Sigorta belgelerinin (Insurance Policy/Certificate) akreditif dövizinde olması, en geç yükleme gününde başlaması ve aksi belirtilmedikçe fatura tutarının en az %110'unu kapsaması şarttır.</w:t>
+              <w:t>Sigorta belgelerinin akreditif dövizinde olması, en geç yükleme gününde başlaması ve aksi belirtilmedikçe fatura tutarının en az %110'unu kapsaması şarttır.</w:t>
             </w:r>
           </w:p>
         </w:tc>
@@ -548,7 +427,7 @@
           </w:tcPr>
           <w:p>
             <w:r>
-              <w:t>Art 31</w:t>
+              <w:t>Art 30</w:t>
             </w:r>
           </w:p>
         </w:tc>
@@ -568,7 +447,7 @@
           </w:tcPr>
           <w:p>
             <w:r>
-              <w:t>[Art 31] PARTIAL saptandi.</w:t>
+              <w:t>[Art 30] TOLERANCE saptandi.</w:t>
             </w:r>
           </w:p>
         </w:tc>
@@ -578,7 +457,7 @@
           </w:tcPr>
           <w:p>
             <w:r>
-              <w:t>Kısmi yükleme (Partial Shipment) izinlerini düzenler. Akreditifte yasaklanmadığı sürece parça parça mal sevkiyatı yapmak hukuken serbesttir.</w:t>
+              <w:t>UCP 600 kuralları gereği bu maddenin operasyonel olarak yönetilmesi rezerv risklerini azaltır.</w:t>
             </w:r>
           </w:p>
         </w:tc>
@@ -620,7 +499,7 @@
           </w:tcPr>
           <w:p>
             <w:r>
-              <w:t>Bu bulgu, akreditif kuralları (UCP 600) ve uluslararası bankacılık standart uygulamalarının (ISBP) çapraz evrak kontrolü eşleşmesinden üretilmiştir.</w:t>
+              <w:t>Bu bulgu, akreditif kuralları (UCP 600) ve uluslararası bankacılık standart uygulamalarının (ISBP) çapraz evrak kontrolünden üretilmiştir.</w:t>
             </w:r>
           </w:p>
         </w:tc>
@@ -638,7 +517,7 @@
       <w:r>
         <w:t>Aşağıdaki kurallara ait spesifik ifadeler SWIFT metninde doğrudan yer almamaktadır:</w:t>
         <w:br/>
-        <w:t>Art 2, Art 8, Art 9, Art 10, Art 11, Art 12, Art 13, Art 15, Art 16, Art 17, Art 19, Art 21, Art 22, Art 23, Art 24, Art 25, Art 26, Art 29, Art 30, Art 32, Art 33, Art 34, Art 35, Art 36, Art 37, Art 38, Art 39</w:t>
+        <w:t>Art 2, Art 4, Art 6, Art 7, Art 8, Art 9, Art 10, Art 11, Art 12, Art 13, Art 15, Art 16, Art 17, Art 19, Art 21, Art 22, Art 23, Art 24, Art 25, Art 26, Art 29, Art 31, Art 32, Art 33, Art 34, Art 35, Art 36, Art 37, Art 38, Art 39</w:t>
       </w:r>
     </w:p>
     <w:p>

--- a/akreditif_analiz_raporu.docx
+++ b/akreditif_analiz_raporu.docx
@@ -12,7 +12,7 @@
     </w:p>
     <w:p>
       <w:r>
-        <w:t>Rapor Tarihi: 07.06.2026 21:04</w:t>
+        <w:t>Rapor Tarihi: 07.06.2026 21:10</w:t>
         <w:br/>
       </w:r>
     </w:p>
@@ -26,12 +26,12 @@
     </w:p>
     <w:p>
       <w:r>
-        <w:t>En Geç Yükleme Tarihi (44C): 15.06.2026</w:t>
+        <w:t>En Geç Yükleme Tarihi (44C): 15.07.2026</w:t>
       </w:r>
     </w:p>
     <w:p>
       <w:r>
-        <w:t>Bankaya Son Evrak İbraz Tarihi: 06.07.2026</w:t>
+        <w:t>Bankaya Son Evrak İbraz Tarihi: 05.08.2026</w:t>
       </w:r>
     </w:p>
     <w:p>
@@ -44,12 +44,12 @@
     </w:p>
     <w:p>
       <w:r>
-        <w:t>Vade: Konşimentodan 21 gün sonra.</w:t>
+        <w:t>Vade: Konşimentodan 90 gün sonra.</w:t>
       </w:r>
     </w:p>
     <w:p>
       <w:r>
-        <w:t>Tahmini Ödeme Günü: 03.07.2026</w:t>
+        <w:t>Tahmini Ödeme Günü: 08.10.2026</w:t>
       </w:r>
     </w:p>
     <w:p>
@@ -62,12 +62,7 @@
     </w:p>
     <w:p>
       <w:r>
-        <w:t>[BILGI] Saptanan teslim sekli: CIF</w:t>
-      </w:r>
-    </w:p>
-    <w:p>
-      <w:r>
-        <w:t>[UYUMLU] Sigorta sartlari eksiksiz saptandi.</w:t>
+        <w:t>[REZERV RISKI] Kritik UYARI: Akreditif metninde resmi bir Incoterms (Teslim Şekli) saptanamadı!</w:t>
       </w:r>
     </w:p>
     <w:p>
@@ -98,12 +93,12 @@
     </w:p>
     <w:p>
       <w:r>
-        <w:t>[RISK] 'UCP 600' BULUNAMADI!</w:t>
+        <w:t>[UYUMLU] 'UCP 600' dogrulandi.</w:t>
       </w:r>
     </w:p>
     <w:p>
       <w:r>
-        <w:t>[RISK] 'IRREVOCABLE' BULUNAMADI!</w:t>
+        <w:t>[UYUMLU] 'IRREVOCABLE' dogrulandi.</w:t>
       </w:r>
     </w:p>
     <w:p>
@@ -175,6 +170,48 @@
           </w:tcPr>
           <w:p>
             <w:r>
+              <w:t>Art 4</w:t>
+            </w:r>
+          </w:p>
+        </w:tc>
+        <w:tc>
+          <w:tcPr>
+            <w:tcW w:type="dxa" w:w="2160"/>
+          </w:tcPr>
+          <w:p>
+            <w:r>
+              <w:t>TESPIT EDILDI</w:t>
+            </w:r>
+          </w:p>
+        </w:tc>
+        <w:tc>
+          <w:tcPr>
+            <w:tcW w:type="dxa" w:w="2160"/>
+          </w:tcPr>
+          <w:p>
+            <w:r>
+              <w:t>[Art 4] CONTRACT saptandi.</w:t>
+            </w:r>
+          </w:p>
+        </w:tc>
+        <w:tc>
+          <w:tcPr>
+            <w:tcW w:type="dxa" w:w="2160"/>
+          </w:tcPr>
+          <w:p>
+            <w:r>
+              <w:t>Akreditiflerin dayandığı temel satış sözleşmelerinden tamamen bağımsız bir hukuki işlem olduğunu belirtir. Bankalar sadece belgelerle ilgilenir, malların fiziki durumuyla ilgilenmez.</w:t>
+            </w:r>
+          </w:p>
+        </w:tc>
+      </w:tr>
+      <w:tr>
+        <w:tc>
+          <w:tcPr>
+            <w:tcW w:type="dxa" w:w="2160"/>
+          </w:tcPr>
+          <w:p>
+            <w:r>
               <w:t>Art 5</w:t>
             </w:r>
           </w:p>
@@ -206,6 +243,90 @@
           <w:p>
             <w:r>
               <w:t>Bankaların işlemlerinin sadece belgeler üzerinden yürüdüğünü, mallar, hizmetler veya performanslarla ilgilenmediğini vurgular (Belge Ticareti İlkesi).</w:t>
+            </w:r>
+          </w:p>
+        </w:tc>
+      </w:tr>
+      <w:tr>
+        <w:tc>
+          <w:tcPr>
+            <w:tcW w:type="dxa" w:w="2160"/>
+          </w:tcPr>
+          <w:p>
+            <w:r>
+              <w:t>Art 6</w:t>
+            </w:r>
+          </w:p>
+        </w:tc>
+        <w:tc>
+          <w:tcPr>
+            <w:tcW w:type="dxa" w:w="2160"/>
+          </w:tcPr>
+          <w:p>
+            <w:r>
+              <w:t>TESPIT EDILDI</w:t>
+            </w:r>
+          </w:p>
+        </w:tc>
+        <w:tc>
+          <w:tcPr>
+            <w:tcW w:type="dxa" w:w="2160"/>
+          </w:tcPr>
+          <w:p>
+            <w:r>
+              <w:t>[Art 6] :41A: saptandi.</w:t>
+            </w:r>
+          </w:p>
+        </w:tc>
+        <w:tc>
+          <w:tcPr>
+            <w:tcW w:type="dxa" w:w="2160"/>
+          </w:tcPr>
+          <w:p>
+            <w:r>
+              <w:t>Akreditifin hangi bankanın gişesinde (kullanım yerinde) son bulacağını ve ödeme şeklini (Görüldüğünde, Vadeli, İştira) netleştirir.</w:t>
+            </w:r>
+          </w:p>
+        </w:tc>
+      </w:tr>
+      <w:tr>
+        <w:tc>
+          <w:tcPr>
+            <w:tcW w:type="dxa" w:w="2160"/>
+          </w:tcPr>
+          <w:p>
+            <w:r>
+              <w:t>Art 7</w:t>
+            </w:r>
+          </w:p>
+        </w:tc>
+        <w:tc>
+          <w:tcPr>
+            <w:tcW w:type="dxa" w:w="2160"/>
+          </w:tcPr>
+          <w:p>
+            <w:r>
+              <w:t>TESPIT EDILDI</w:t>
+            </w:r>
+          </w:p>
+        </w:tc>
+        <w:tc>
+          <w:tcPr>
+            <w:tcW w:type="dxa" w:w="2160"/>
+          </w:tcPr>
+          <w:p>
+            <w:r>
+              <w:t>[Art 7] ISSUING BANK saptandi.</w:t>
+            </w:r>
+          </w:p>
+        </w:tc>
+        <w:tc>
+          <w:tcPr>
+            <w:tcW w:type="dxa" w:w="2160"/>
+          </w:tcPr>
+          <w:p>
+            <w:r>
+              <w:t>Amir bankanın (Issuing Bank), kurallara uygun evrak ibraz edildiğinde lehtara karşı geri dönülemez ve kesin bir ödeme taahhüdü altında olduğunu açıklar.</w:t>
             </w:r>
           </w:p>
         </w:tc>
@@ -427,7 +548,7 @@
           </w:tcPr>
           <w:p>
             <w:r>
-              <w:t>Art 30</w:t>
+              <w:t>Art 31</w:t>
             </w:r>
           </w:p>
         </w:tc>
@@ -447,7 +568,7 @@
           </w:tcPr>
           <w:p>
             <w:r>
-              <w:t>[Art 30] TOLERANCE saptandi.</w:t>
+              <w:t>[Art 31] PARTIAL saptandi.</w:t>
             </w:r>
           </w:p>
         </w:tc>
@@ -457,7 +578,7 @@
           </w:tcPr>
           <w:p>
             <w:r>
-              <w:t>UCP 600 kuralları gereği bu maddenin operasyonel olarak yönetilmesi rezerv risklerini azaltır.</w:t>
+              <w:t>Kısmi yükleme (Partial Shipment) izinlerini düzenler. Akreditifte yasaklanmadığı sürece parça parça mal sevkiyatı yapmak serbesttir.</w:t>
             </w:r>
           </w:p>
         </w:tc>
@@ -517,7 +638,7 @@
       <w:r>
         <w:t>Aşağıdaki kurallara ait spesifik ifadeler SWIFT metninde doğrudan yer almamaktadır:</w:t>
         <w:br/>
-        <w:t>Art 2, Art 4, Art 6, Art 7, Art 8, Art 9, Art 10, Art 11, Art 12, Art 13, Art 15, Art 16, Art 17, Art 19, Art 21, Art 22, Art 23, Art 24, Art 25, Art 26, Art 29, Art 31, Art 32, Art 33, Art 34, Art 35, Art 36, Art 37, Art 38, Art 39</w:t>
+        <w:t>Art 2, Art 8, Art 9, Art 10, Art 11, Art 12, Art 13, Art 15, Art 16, Art 17, Art 19, Art 21, Art 22, Art 23, Art 24, Art 25, Art 26, Art 29, Art 30, Art 32, Art 33, Art 34, Art 35, Art 36, Art 37, Art 38, Art 39</w:t>
       </w:r>
     </w:p>
     <w:p>

--- a/akreditif_analiz_raporu.docx
+++ b/akreditif_analiz_raporu.docx
@@ -12,7 +12,7 @@
     </w:p>
     <w:p>
       <w:r>
-        <w:t>Rapor Tarihi: 07.06.2026 21:10</w:t>
+        <w:t>Rapor Tarihi: 07.06.2026 21:14</w:t>
         <w:br/>
       </w:r>
     </w:p>
@@ -63,24 +63,6 @@
     <w:p>
       <w:r>
         <w:t>[REZERV RISKI] Kritik UYARI: Akreditif metninde resmi bir Incoterms (Teslim Şekli) saptanamadı!</w:t>
-      </w:r>
-    </w:p>
-    <w:p>
-      <w:pPr>
-        <w:pStyle w:val="Heading2"/>
-      </w:pPr>
-      <w:r>
-        <w:t>4. Çapraz Evrak Uyumluluk Kontrolü</w:t>
-      </w:r>
-    </w:p>
-    <w:p>
-      <w:r>
-        <w:t>[UYUMLU] Mal tanimi fatura ile uyusuyor.</w:t>
-      </w:r>
-    </w:p>
-    <w:p>
-      <w:r>
-        <w:t>[UYUMLU] Fatura tarihi gumruk yuklemesinden once.</w:t>
       </w:r>
     </w:p>
     <w:p>
@@ -583,48 +565,6 @@
           </w:p>
         </w:tc>
       </w:tr>
-      <w:tr>
-        <w:tc>
-          <w:tcPr>
-            <w:tcW w:type="dxa" w:w="2160"/>
-          </w:tcPr>
-          <w:p>
-            <w:r>
-              <w:t>Madde 18(c)</w:t>
-            </w:r>
-          </w:p>
-        </w:tc>
-        <w:tc>
-          <w:tcPr>
-            <w:tcW w:type="dxa" w:w="2160"/>
-          </w:tcPr>
-          <w:p>
-            <w:r>
-              <w:t>UYUMLU</w:t>
-            </w:r>
-          </w:p>
-        </w:tc>
-        <w:tc>
-          <w:tcPr>
-            <w:tcW w:type="dxa" w:w="2160"/>
-          </w:tcPr>
-          <w:p>
-            <w:r>
-              <w:t>Madde 18(c): Ticari faturadaki mal tanımı akreditifle uyumlu.</w:t>
-            </w:r>
-          </w:p>
-        </w:tc>
-        <w:tc>
-          <w:tcPr>
-            <w:tcW w:type="dxa" w:w="2160"/>
-          </w:tcPr>
-          <w:p>
-            <w:r>
-              <w:t>Bu bulgu, akreditif kuralları (UCP 600) ve uluslararası bankacılık standart uygulamalarının (ISBP) çapraz evrak kontrolünden üretilmiştir.</w:t>
-            </w:r>
-          </w:p>
-        </w:tc>
-      </w:tr>
     </w:tbl>
     <w:p>
       <w:pPr>

--- a/akreditif_analiz_raporu.docx
+++ b/akreditif_analiz_raporu.docx
@@ -12,7 +12,7 @@
     </w:p>
     <w:p>
       <w:r>
-        <w:t>Rapor Tarihi: 07.06.2026 21:14</w:t>
+        <w:t>Rapor Tarihi: 07.06.2026 21:19</w:t>
         <w:br/>
       </w:r>
     </w:p>

--- a/akreditif_analiz_raporu.docx
+++ b/akreditif_analiz_raporu.docx
@@ -12,7 +12,7 @@
     </w:p>
     <w:p>
       <w:r>
-        <w:t>Rapor Tarihi: 07.06.2026 21:19</w:t>
+        <w:t>Rapor Tarihi: 07.06.2026 21:37</w:t>
         <w:br/>
       </w:r>
     </w:p>

--- a/akreditif_analiz_raporu.docx
+++ b/akreditif_analiz_raporu.docx
@@ -12,44 +12,8 @@
     </w:p>
     <w:p>
       <w:r>
-        <w:t>Rapor Tarihi: 07.06.2026 21:37</w:t>
+        <w:t>Rapor Tarihi: 07.06.2026 21:49</w:t>
         <w:br/>
-      </w:r>
-    </w:p>
-    <w:p>
-      <w:pPr>
-        <w:pStyle w:val="Heading2"/>
-      </w:pPr>
-      <w:r>
-        <w:t>1. Kritik Süreler ve Vade Analizi</w:t>
-      </w:r>
-    </w:p>
-    <w:p>
-      <w:r>
-        <w:t>En Geç Yükleme Tarihi (44C): 15.07.2026</w:t>
-      </w:r>
-    </w:p>
-    <w:p>
-      <w:r>
-        <w:t>Bankaya Son Evrak İbraz Tarihi: 05.08.2026</w:t>
-      </w:r>
-    </w:p>
-    <w:p>
-      <w:pPr>
-        <w:pStyle w:val="Heading2"/>
-      </w:pPr>
-      <w:r>
-        <w:t>2. Finansal Vade ve Ödeme Takvimi</w:t>
-      </w:r>
-    </w:p>
-    <w:p>
-      <w:r>
-        <w:t>Vade: Konşimentodan 90 gün sonra.</w:t>
-      </w:r>
-    </w:p>
-    <w:p>
-      <w:r>
-        <w:t>Tahmini Ödeme Günü: 08.10.2026</w:t>
       </w:r>
     </w:p>
     <w:p>
@@ -75,12 +39,12 @@
     </w:p>
     <w:p>
       <w:r>
-        <w:t>[UYUMLU] 'UCP 600' dogrulandi.</w:t>
+        <w:t>[RISK] 'UCP 600' BULUNAMADI!</w:t>
       </w:r>
     </w:p>
     <w:p>
       <w:r>
-        <w:t>[UYUMLU] 'IRREVOCABLE' dogrulandi.</w:t>
+        <w:t>[RISK] 'IRREVOCABLE' BULUNAMADI!</w:t>
       </w:r>
     </w:p>
     <w:p>
@@ -145,426 +109,6 @@
           </w:p>
         </w:tc>
       </w:tr>
-      <w:tr>
-        <w:tc>
-          <w:tcPr>
-            <w:tcW w:type="dxa" w:w="2160"/>
-          </w:tcPr>
-          <w:p>
-            <w:r>
-              <w:t>Art 4</w:t>
-            </w:r>
-          </w:p>
-        </w:tc>
-        <w:tc>
-          <w:tcPr>
-            <w:tcW w:type="dxa" w:w="2160"/>
-          </w:tcPr>
-          <w:p>
-            <w:r>
-              <w:t>TESPIT EDILDI</w:t>
-            </w:r>
-          </w:p>
-        </w:tc>
-        <w:tc>
-          <w:tcPr>
-            <w:tcW w:type="dxa" w:w="2160"/>
-          </w:tcPr>
-          <w:p>
-            <w:r>
-              <w:t>[Art 4] CONTRACT saptandi.</w:t>
-            </w:r>
-          </w:p>
-        </w:tc>
-        <w:tc>
-          <w:tcPr>
-            <w:tcW w:type="dxa" w:w="2160"/>
-          </w:tcPr>
-          <w:p>
-            <w:r>
-              <w:t>Akreditiflerin dayandığı temel satış sözleşmelerinden tamamen bağımsız bir hukuki işlem olduğunu belirtir. Bankalar sadece belgelerle ilgilenir, malların fiziki durumuyla ilgilenmez.</w:t>
-            </w:r>
-          </w:p>
-        </w:tc>
-      </w:tr>
-      <w:tr>
-        <w:tc>
-          <w:tcPr>
-            <w:tcW w:type="dxa" w:w="2160"/>
-          </w:tcPr>
-          <w:p>
-            <w:r>
-              <w:t>Art 5</w:t>
-            </w:r>
-          </w:p>
-        </w:tc>
-        <w:tc>
-          <w:tcPr>
-            <w:tcW w:type="dxa" w:w="2160"/>
-          </w:tcPr>
-          <w:p>
-            <w:r>
-              <w:t>TESPIT EDILDI</w:t>
-            </w:r>
-          </w:p>
-        </w:tc>
-        <w:tc>
-          <w:tcPr>
-            <w:tcW w:type="dxa" w:w="2160"/>
-          </w:tcPr>
-          <w:p>
-            <w:r>
-              <w:t>[Art 5] DOCUMENTS saptandi.</w:t>
-            </w:r>
-          </w:p>
-        </w:tc>
-        <w:tc>
-          <w:tcPr>
-            <w:tcW w:type="dxa" w:w="2160"/>
-          </w:tcPr>
-          <w:p>
-            <w:r>
-              <w:t>Bankaların işlemlerinin sadece belgeler üzerinden yürüdüğünü, mallar, hizmetler veya performanslarla ilgilenmediğini vurgular (Belge Ticareti İlkesi).</w:t>
-            </w:r>
-          </w:p>
-        </w:tc>
-      </w:tr>
-      <w:tr>
-        <w:tc>
-          <w:tcPr>
-            <w:tcW w:type="dxa" w:w="2160"/>
-          </w:tcPr>
-          <w:p>
-            <w:r>
-              <w:t>Art 6</w:t>
-            </w:r>
-          </w:p>
-        </w:tc>
-        <w:tc>
-          <w:tcPr>
-            <w:tcW w:type="dxa" w:w="2160"/>
-          </w:tcPr>
-          <w:p>
-            <w:r>
-              <w:t>TESPIT EDILDI</w:t>
-            </w:r>
-          </w:p>
-        </w:tc>
-        <w:tc>
-          <w:tcPr>
-            <w:tcW w:type="dxa" w:w="2160"/>
-          </w:tcPr>
-          <w:p>
-            <w:r>
-              <w:t>[Art 6] :41A: saptandi.</w:t>
-            </w:r>
-          </w:p>
-        </w:tc>
-        <w:tc>
-          <w:tcPr>
-            <w:tcW w:type="dxa" w:w="2160"/>
-          </w:tcPr>
-          <w:p>
-            <w:r>
-              <w:t>Akreditifin hangi bankanın gişesinde (kullanım yerinde) son bulacağını ve ödeme şeklini (Görüldüğünde, Vadeli, İştira) netleştirir.</w:t>
-            </w:r>
-          </w:p>
-        </w:tc>
-      </w:tr>
-      <w:tr>
-        <w:tc>
-          <w:tcPr>
-            <w:tcW w:type="dxa" w:w="2160"/>
-          </w:tcPr>
-          <w:p>
-            <w:r>
-              <w:t>Art 7</w:t>
-            </w:r>
-          </w:p>
-        </w:tc>
-        <w:tc>
-          <w:tcPr>
-            <w:tcW w:type="dxa" w:w="2160"/>
-          </w:tcPr>
-          <w:p>
-            <w:r>
-              <w:t>TESPIT EDILDI</w:t>
-            </w:r>
-          </w:p>
-        </w:tc>
-        <w:tc>
-          <w:tcPr>
-            <w:tcW w:type="dxa" w:w="2160"/>
-          </w:tcPr>
-          <w:p>
-            <w:r>
-              <w:t>[Art 7] ISSUING BANK saptandi.</w:t>
-            </w:r>
-          </w:p>
-        </w:tc>
-        <w:tc>
-          <w:tcPr>
-            <w:tcW w:type="dxa" w:w="2160"/>
-          </w:tcPr>
-          <w:p>
-            <w:r>
-              <w:t>Amir bankanın (Issuing Bank), kurallara uygun evrak ibraz edildiğinde lehtara karşı geri dönülemez ve kesin bir ödeme taahhüdü altında olduğunu açıklar.</w:t>
-            </w:r>
-          </w:p>
-        </w:tc>
-      </w:tr>
-      <w:tr>
-        <w:tc>
-          <w:tcPr>
-            <w:tcW w:type="dxa" w:w="2160"/>
-          </w:tcPr>
-          <w:p>
-            <w:r>
-              <w:t>Art 14</w:t>
-            </w:r>
-          </w:p>
-        </w:tc>
-        <w:tc>
-          <w:tcPr>
-            <w:tcW w:type="dxa" w:w="2160"/>
-          </w:tcPr>
-          <w:p>
-            <w:r>
-              <w:t>TESPIT EDILDI</w:t>
-            </w:r>
-          </w:p>
-        </w:tc>
-        <w:tc>
-          <w:tcPr>
-            <w:tcW w:type="dxa" w:w="2160"/>
-          </w:tcPr>
-          <w:p>
-            <w:r>
-              <w:t>[Art 14] :48: saptandi.</w:t>
-            </w:r>
-          </w:p>
-        </w:tc>
-        <w:tc>
-          <w:tcPr>
-            <w:tcW w:type="dxa" w:w="2160"/>
-          </w:tcPr>
-          <w:p>
-            <w:r>
-              <w:t>Bankaların belgeleri inceleme standartlarını belirler. Belgelerin kendi arasında ve akreditifle çelişmemesi (tutarlılık) için en kritik maddedir.</w:t>
-            </w:r>
-          </w:p>
-        </w:tc>
-      </w:tr>
-      <w:tr>
-        <w:tc>
-          <w:tcPr>
-            <w:tcW w:type="dxa" w:w="2160"/>
-          </w:tcPr>
-          <w:p>
-            <w:r>
-              <w:t>Art 18</w:t>
-            </w:r>
-          </w:p>
-        </w:tc>
-        <w:tc>
-          <w:tcPr>
-            <w:tcW w:type="dxa" w:w="2160"/>
-          </w:tcPr>
-          <w:p>
-            <w:r>
-              <w:t>TESPIT EDILDI</w:t>
-            </w:r>
-          </w:p>
-        </w:tc>
-        <w:tc>
-          <w:tcPr>
-            <w:tcW w:type="dxa" w:w="2160"/>
-          </w:tcPr>
-          <w:p>
-            <w:r>
-              <w:t>[Art 18] COMMERCIAL INVOICE saptandi.</w:t>
-            </w:r>
-          </w:p>
-        </w:tc>
-        <w:tc>
-          <w:tcPr>
-            <w:tcW w:type="dxa" w:w="2160"/>
-          </w:tcPr>
-          <w:p>
-            <w:r>
-              <w:t>Ticari faturanın (Commercial Invoice) mutlaka lehtar tarafından düzenlenmesi, amir adına kesilmesi ve akreditif döviziyle uyumlu olması şartını koşar.</w:t>
-            </w:r>
-          </w:p>
-        </w:tc>
-      </w:tr>
-      <w:tr>
-        <w:tc>
-          <w:tcPr>
-            <w:tcW w:type="dxa" w:w="2160"/>
-          </w:tcPr>
-          <w:p>
-            <w:r>
-              <w:t>Art 20</w:t>
-            </w:r>
-          </w:p>
-        </w:tc>
-        <w:tc>
-          <w:tcPr>
-            <w:tcW w:type="dxa" w:w="2160"/>
-          </w:tcPr>
-          <w:p>
-            <w:r>
-              <w:t>TESPIT EDILDI</w:t>
-            </w:r>
-          </w:p>
-        </w:tc>
-        <w:tc>
-          <w:tcPr>
-            <w:tcW w:type="dxa" w:w="2160"/>
-          </w:tcPr>
-          <w:p>
-            <w:r>
-              <w:t>[Art 20] BILL OF LADING saptandi.</w:t>
-            </w:r>
-          </w:p>
-        </w:tc>
-        <w:tc>
-          <w:tcPr>
-            <w:tcW w:type="dxa" w:w="2160"/>
-          </w:tcPr>
-          <w:p>
-            <w:r>
-              <w:t>Deniz Konşimentosu (Bill of Lading) kurallarıdır. Belgenin mutlaka 'Shipped on Board' (Yüklendi) kaydı taşıması, orijinal olması ve taşıyanın imzasını barındırması zorunludur.</w:t>
-            </w:r>
-          </w:p>
-        </w:tc>
-      </w:tr>
-      <w:tr>
-        <w:tc>
-          <w:tcPr>
-            <w:tcW w:type="dxa" w:w="2160"/>
-          </w:tcPr>
-          <w:p>
-            <w:r>
-              <w:t>Art 27</w:t>
-            </w:r>
-          </w:p>
-        </w:tc>
-        <w:tc>
-          <w:tcPr>
-            <w:tcW w:type="dxa" w:w="2160"/>
-          </w:tcPr>
-          <w:p>
-            <w:r>
-              <w:t>TESPIT EDILDI</w:t>
-            </w:r>
-          </w:p>
-        </w:tc>
-        <w:tc>
-          <w:tcPr>
-            <w:tcW w:type="dxa" w:w="2160"/>
-          </w:tcPr>
-          <w:p>
-            <w:r>
-              <w:t>[Art 27] CLEAN saptandi.</w:t>
-            </w:r>
-          </w:p>
-        </w:tc>
-        <w:tc>
-          <w:tcPr>
-            <w:tcW w:type="dxa" w:w="2160"/>
-          </w:tcPr>
-          <w:p>
-            <w:r>
-              <w:t>Taşıma belgesinin 'Temiz' (Clean) olması gerektiğini, yani mal veya ambalajda hasar/kusur belirten hiçbir ibare taşımaması gerektiğini söyler.</w:t>
-            </w:r>
-          </w:p>
-        </w:tc>
-      </w:tr>
-      <w:tr>
-        <w:tc>
-          <w:tcPr>
-            <w:tcW w:type="dxa" w:w="2160"/>
-          </w:tcPr>
-          <w:p>
-            <w:r>
-              <w:t>Art 28</w:t>
-            </w:r>
-          </w:p>
-        </w:tc>
-        <w:tc>
-          <w:tcPr>
-            <w:tcW w:type="dxa" w:w="2160"/>
-          </w:tcPr>
-          <w:p>
-            <w:r>
-              <w:t>TESPIT EDILDI</w:t>
-            </w:r>
-          </w:p>
-        </w:tc>
-        <w:tc>
-          <w:tcPr>
-            <w:tcW w:type="dxa" w:w="2160"/>
-          </w:tcPr>
-          <w:p>
-            <w:r>
-              <w:t>[Art 28] INSURANCE saptandi.</w:t>
-            </w:r>
-          </w:p>
-        </w:tc>
-        <w:tc>
-          <w:tcPr>
-            <w:tcW w:type="dxa" w:w="2160"/>
-          </w:tcPr>
-          <w:p>
-            <w:r>
-              <w:t>Sigorta belgelerinin akreditif dövizinde olması, en geç yükleme gününde başlaması ve aksi belirtilmedikçe fatura tutarının en az %110'unu kapsaması şarttır.</w:t>
-            </w:r>
-          </w:p>
-        </w:tc>
-      </w:tr>
-      <w:tr>
-        <w:tc>
-          <w:tcPr>
-            <w:tcW w:type="dxa" w:w="2160"/>
-          </w:tcPr>
-          <w:p>
-            <w:r>
-              <w:t>Art 31</w:t>
-            </w:r>
-          </w:p>
-        </w:tc>
-        <w:tc>
-          <w:tcPr>
-            <w:tcW w:type="dxa" w:w="2160"/>
-          </w:tcPr>
-          <w:p>
-            <w:r>
-              <w:t>TESPIT EDILDI</w:t>
-            </w:r>
-          </w:p>
-        </w:tc>
-        <w:tc>
-          <w:tcPr>
-            <w:tcW w:type="dxa" w:w="2160"/>
-          </w:tcPr>
-          <w:p>
-            <w:r>
-              <w:t>[Art 31] PARTIAL saptandi.</w:t>
-            </w:r>
-          </w:p>
-        </w:tc>
-        <w:tc>
-          <w:tcPr>
-            <w:tcW w:type="dxa" w:w="2160"/>
-          </w:tcPr>
-          <w:p>
-            <w:r>
-              <w:t>Kısmi yükleme (Partial Shipment) izinlerini düzenler. Akreditifte yasaklanmadığı sürece parça parça mal sevkiyatı yapmak serbesttir.</w:t>
-            </w:r>
-          </w:p>
-        </w:tc>
-      </w:tr>
     </w:tbl>
     <w:p>
       <w:pPr>
@@ -578,7 +122,7 @@
       <w:r>
         <w:t>Aşağıdaki kurallara ait spesifik ifadeler SWIFT metninde doğrudan yer almamaktadır:</w:t>
         <w:br/>
-        <w:t>Art 2, Art 8, Art 9, Art 10, Art 11, Art 12, Art 13, Art 15, Art 16, Art 17, Art 19, Art 21, Art 22, Art 23, Art 24, Art 25, Art 26, Art 29, Art 30, Art 32, Art 33, Art 34, Art 35, Art 36, Art 37, Art 38, Art 39</w:t>
+        <w:t>Art 2, Art 4, Art 5, Art 6, Art 7, Art 8, Art 9, Art 10, Art 11, Art 12, Art 13, Art 14, Art 15, Art 16, Art 17, Art 18, Art 19, Art 20, Art 21, Art 22, Art 23, Art 24, Art 25, Art 26, Art 27, Art 28, Art 29, Art 30, Art 31, Art 32, Art 33, Art 34, Art 35, Art 36, Art 37, Art 38, Art 39</w:t>
       </w:r>
     </w:p>
     <w:p>

--- a/akreditif_analiz_raporu.docx
+++ b/akreditif_analiz_raporu.docx
@@ -4,136 +4,10 @@
   <w:body>
     <w:p>
       <w:pPr>
-        <w:pStyle w:val="Heading1"/>
+        <w:pStyle w:val="Title"/>
       </w:pPr>
       <w:r>
-        <w:t>GELİŞMİŞ DIŞ TİCARET DENETİM VE ANALİZ RAPORU</w:t>
-      </w:r>
-    </w:p>
-    <w:p>
-      <w:r>
-        <w:t>Rapor Tarihi: 07.06.2026 21:49</w:t>
-        <w:br/>
-      </w:r>
-    </w:p>
-    <w:p>
-      <w:pPr>
-        <w:pStyle w:val="Heading2"/>
-      </w:pPr>
-      <w:r>
-        <w:t>3. Incoterms ve Sigorta Denetimi</w:t>
-      </w:r>
-    </w:p>
-    <w:p>
-      <w:r>
-        <w:t>[REZERV RISKI] Kritik UYARI: Akreditif metninde resmi bir Incoterms (Teslim Şekli) saptanamadı!</w:t>
-      </w:r>
-    </w:p>
-    <w:p>
-      <w:pPr>
-        <w:pStyle w:val="Heading2"/>
-      </w:pPr>
-      <w:r>
-        <w:t>5. Zorunlu UCP 600 Parametreleri</w:t>
-      </w:r>
-    </w:p>
-    <w:p>
-      <w:r>
-        <w:t>[RISK] 'UCP 600' BULUNAMADI!</w:t>
-      </w:r>
-    </w:p>
-    <w:p>
-      <w:r>
-        <w:t>[RISK] 'IRREVOCABLE' BULUNAMADI!</w:t>
-      </w:r>
-    </w:p>
-    <w:p>
-      <w:pPr>
-        <w:pStyle w:val="Heading2"/>
-      </w:pPr>
-      <w:r>
-        <w:t>6. UCP 600 Denetim ve Mevzuat Yorum Tablosu</w:t>
-      </w:r>
-    </w:p>
-    <w:tbl>
-      <w:tblPr>
-        <w:tblStyle w:val="LightShading-Accent1"/>
-        <w:tblW w:type="auto" w:w="0"/>
-        <w:tblLook w:firstColumn="1" w:firstRow="1" w:lastColumn="0" w:lastRow="0" w:noHBand="0" w:noVBand="1" w:val="04A0"/>
-      </w:tblPr>
-      <w:tblGrid>
-        <w:gridCol w:w="2160"/>
-        <w:gridCol w:w="2160"/>
-        <w:gridCol w:w="2160"/>
-        <w:gridCol w:w="2160"/>
-      </w:tblGrid>
-      <w:tr>
-        <w:tc>
-          <w:tcPr>
-            <w:tcW w:type="dxa" w:w="2160"/>
-          </w:tcPr>
-          <w:p>
-            <w:r>
-              <w:t>Kural / Madde</w:t>
-            </w:r>
-          </w:p>
-        </w:tc>
-        <w:tc>
-          <w:tcPr>
-            <w:tcW w:type="dxa" w:w="2160"/>
-          </w:tcPr>
-          <w:p>
-            <w:r>
-              <w:t>Durum</w:t>
-            </w:r>
-          </w:p>
-        </w:tc>
-        <w:tc>
-          <w:tcPr>
-            <w:tcW w:type="dxa" w:w="2160"/>
-          </w:tcPr>
-          <w:p>
-            <w:r>
-              <w:t>Bulgu Mesajı</w:t>
-            </w:r>
-          </w:p>
-        </w:tc>
-        <w:tc>
-          <w:tcPr>
-            <w:tcW w:type="dxa" w:w="2160"/>
-          </w:tcPr>
-          <w:p>
-            <w:r>
-              <w:t>Hukuki ve Pratik Uzman Yorumu</w:t>
-            </w:r>
-          </w:p>
-        </w:tc>
-      </w:tr>
-    </w:tbl>
-    <w:p>
-      <w:pPr>
-        <w:pStyle w:val="Heading2"/>
-      </w:pPr>
-      <w:r>
-        <w:t>7. Doğrudan Geçmeyen Maddeler Notu</w:t>
-      </w:r>
-    </w:p>
-    <w:p>
-      <w:r>
-        <w:t>Aşağıdaki kurallara ait spesifik ifadeler SWIFT metninde doğrudan yer almamaktadır:</w:t>
-        <w:br/>
-        <w:t>Art 2, Art 4, Art 5, Art 6, Art 7, Art 8, Art 9, Art 10, Art 11, Art 12, Art 13, Art 14, Art 15, Art 16, Art 17, Art 18, Art 19, Art 20, Art 21, Art 22, Art 23, Art 24, Art 25, Art 26, Art 27, Art 28, Art 29, Art 30, Art 31, Art 32, Art 33, Art 34, Art 35, Art 36, Art 37, Art 38, Art 39</w:t>
-      </w:r>
-    </w:p>
-    <w:p>
-      <w:r>
-        <w:br/>
-        <w:t>========================================</w:t>
-      </w:r>
-    </w:p>
-    <w:p>
-      <w:r>
-        <w:t>SONUÇ: Rezerv riskleri tespit edildi! Evrakları bankaya ibraz etmeden önce riskli alanları revize edin.</w:t>
+        <w:t>GELİŞMİŞ DIŞ TİCARET DENETİM RAPORU</w:t>
       </w:r>
     </w:p>
     <w:sectPr>

--- a/akreditif_analiz_raporu.docx
+++ b/akreditif_analiz_raporu.docx
@@ -7,7 +7,17 @@
         <w:pStyle w:val="Title"/>
       </w:pPr>
       <w:r>
-        <w:t>GELİŞMİŞ DIŞ TİCARET DENETİM RAPORU</w:t>
+        <w:t>AKREDİTİF ANALİZ RAPORU</w:t>
+      </w:r>
+    </w:p>
+    <w:p>
+      <w:r>
+        <w:t>Tarih: 07.06.2026</w:t>
+      </w:r>
+    </w:p>
+    <w:p>
+      <w:r>
+        <w:t>SONUÇ: Uyumlu.</w:t>
       </w:r>
     </w:p>
     <w:sectPr>

--- a/akreditif_analiz_raporu.docx
+++ b/akreditif_analiz_raporu.docx
@@ -4,20 +4,531 @@
   <w:body>
     <w:p>
       <w:pPr>
-        <w:pStyle w:val="Title"/>
+        <w:pStyle w:val="Heading1"/>
       </w:pPr>
       <w:r>
-        <w:t>AKREDİTİF ANALİZ RAPORU</w:t>
+        <w:t>GELİŞMİŞ DIŞ TİCARET DENETİM VE ANALİZ RAPORU</w:t>
       </w:r>
     </w:p>
     <w:p>
       <w:r>
-        <w:t>Tarih: 07.06.2026</w:t>
+        <w:t>Rapor Tarihi: 07.06.2026 22:16</w:t>
+        <w:br/>
+      </w:r>
+    </w:p>
+    <w:p>
+      <w:pPr>
+        <w:pStyle w:val="Heading2"/>
+      </w:pPr>
+      <w:r>
+        <w:t>1. Kritik Süreler ve Vade Analizi</w:t>
       </w:r>
     </w:p>
     <w:p>
       <w:r>
-        <w:t>SONUÇ: Uyumlu.</w:t>
+        <w:t>En Geç Yükleme Tarihi (44C): 15.06.2026</w:t>
+      </w:r>
+    </w:p>
+    <w:p>
+      <w:r>
+        <w:t>Bankaya Son Evrak İbraz Tarihi: 06.07.2026</w:t>
+      </w:r>
+    </w:p>
+    <w:p>
+      <w:pPr>
+        <w:pStyle w:val="Heading2"/>
+      </w:pPr>
+      <w:r>
+        <w:t>2. Finansal Vade ve Ödeme Takvimi</w:t>
+      </w:r>
+    </w:p>
+    <w:p>
+      <w:r>
+        <w:t>Vade: Konşimentodan 21 gün sonra.</w:t>
+      </w:r>
+    </w:p>
+    <w:p>
+      <w:r>
+        <w:t>Tahmini Ödeme Günü: 03.07.2026</w:t>
+      </w:r>
+    </w:p>
+    <w:p>
+      <w:pPr>
+        <w:pStyle w:val="Heading2"/>
+      </w:pPr>
+      <w:r>
+        <w:t>3. Incoterms ve Sigorta Denetimi</w:t>
+      </w:r>
+    </w:p>
+    <w:p>
+      <w:r>
+        <w:t>[BILGI] Saptanan teslim sekli: CIF</w:t>
+      </w:r>
+    </w:p>
+    <w:p>
+      <w:r>
+        <w:t>[UYUMLU] Sigorta sartlari eksiksiz saptandi.</w:t>
+      </w:r>
+    </w:p>
+    <w:p>
+      <w:pPr>
+        <w:pStyle w:val="Heading2"/>
+      </w:pPr>
+      <w:r>
+        <w:t>4. Çapraz Evrak Uyumluluk Kontrolü</w:t>
+      </w:r>
+    </w:p>
+    <w:p>
+      <w:r>
+        <w:t>[UYUMLU] Mal tanimi fatura ile uyusuyor.</w:t>
+      </w:r>
+    </w:p>
+    <w:p>
+      <w:r>
+        <w:t>[UYUMLU] Fatura tarihi gumruk yuklemesinden once.</w:t>
+      </w:r>
+    </w:p>
+    <w:p>
+      <w:pPr>
+        <w:pStyle w:val="Heading2"/>
+      </w:pPr>
+      <w:r>
+        <w:t>5. Zorunlu UCP 600 Parametreleri</w:t>
+      </w:r>
+    </w:p>
+    <w:p>
+      <w:r>
+        <w:t>[RISK] 'UCP 600' BULUNAMADI!</w:t>
+      </w:r>
+    </w:p>
+    <w:p>
+      <w:r>
+        <w:t>[RISK] 'IRREVOCABLE' BULUNAMADI!</w:t>
+      </w:r>
+    </w:p>
+    <w:p>
+      <w:pPr>
+        <w:pStyle w:val="Heading2"/>
+      </w:pPr>
+      <w:r>
+        <w:t>6. UCP 600 Denetim ve Mevzuat Yorum Tablosu</w:t>
+      </w:r>
+    </w:p>
+    <w:tbl>
+      <w:tblPr>
+        <w:tblStyle w:val="LightShading-Accent1"/>
+        <w:tblW w:type="auto" w:w="0"/>
+        <w:tblLook w:firstColumn="1" w:firstRow="1" w:lastColumn="0" w:lastRow="0" w:noHBand="0" w:noVBand="1" w:val="04A0"/>
+      </w:tblPr>
+      <w:tblGrid>
+        <w:gridCol w:w="2160"/>
+        <w:gridCol w:w="2160"/>
+        <w:gridCol w:w="2160"/>
+        <w:gridCol w:w="2160"/>
+      </w:tblGrid>
+      <w:tr>
+        <w:tc>
+          <w:tcPr>
+            <w:tcW w:type="dxa" w:w="2160"/>
+          </w:tcPr>
+          <w:p>
+            <w:r>
+              <w:t>Kural / Madde</w:t>
+            </w:r>
+          </w:p>
+        </w:tc>
+        <w:tc>
+          <w:tcPr>
+            <w:tcW w:type="dxa" w:w="2160"/>
+          </w:tcPr>
+          <w:p>
+            <w:r>
+              <w:t>Durum</w:t>
+            </w:r>
+          </w:p>
+        </w:tc>
+        <w:tc>
+          <w:tcPr>
+            <w:tcW w:type="dxa" w:w="2160"/>
+          </w:tcPr>
+          <w:p>
+            <w:r>
+              <w:t>Bulgu Mesajı</w:t>
+            </w:r>
+          </w:p>
+        </w:tc>
+        <w:tc>
+          <w:tcPr>
+            <w:tcW w:type="dxa" w:w="2160"/>
+          </w:tcPr>
+          <w:p>
+            <w:r>
+              <w:t>Hukuki ve Pratik Uzman Yorumu</w:t>
+            </w:r>
+          </w:p>
+        </w:tc>
+      </w:tr>
+      <w:tr>
+        <w:tc>
+          <w:tcPr>
+            <w:tcW w:type="dxa" w:w="2160"/>
+          </w:tcPr>
+          <w:p>
+            <w:r>
+              <w:t>Art 5</w:t>
+            </w:r>
+          </w:p>
+        </w:tc>
+        <w:tc>
+          <w:tcPr>
+            <w:tcW w:type="dxa" w:w="2160"/>
+          </w:tcPr>
+          <w:p>
+            <w:r>
+              <w:t>TESPIT EDILDI</w:t>
+            </w:r>
+          </w:p>
+        </w:tc>
+        <w:tc>
+          <w:tcPr>
+            <w:tcW w:type="dxa" w:w="2160"/>
+          </w:tcPr>
+          <w:p>
+            <w:r>
+              <w:t>[Art 5] DOCUMENTS saptandi.</w:t>
+            </w:r>
+          </w:p>
+        </w:tc>
+        <w:tc>
+          <w:tcPr>
+            <w:tcW w:type="dxa" w:w="2160"/>
+          </w:tcPr>
+          <w:p>
+            <w:r>
+              <w:t>Bankaların işlemlerinin sadece belgeler üzerinden yürüdüğünü, mallar, hizmetler veya performanslarla ilgilenmediğini vurgular (Belge Ticareti İlkesi).</w:t>
+            </w:r>
+          </w:p>
+        </w:tc>
+      </w:tr>
+      <w:tr>
+        <w:tc>
+          <w:tcPr>
+            <w:tcW w:type="dxa" w:w="2160"/>
+          </w:tcPr>
+          <w:p>
+            <w:r>
+              <w:t>Art 14</w:t>
+            </w:r>
+          </w:p>
+        </w:tc>
+        <w:tc>
+          <w:tcPr>
+            <w:tcW w:type="dxa" w:w="2160"/>
+          </w:tcPr>
+          <w:p>
+            <w:r>
+              <w:t>TESPIT EDILDI</w:t>
+            </w:r>
+          </w:p>
+        </w:tc>
+        <w:tc>
+          <w:tcPr>
+            <w:tcW w:type="dxa" w:w="2160"/>
+          </w:tcPr>
+          <w:p>
+            <w:r>
+              <w:t>[Art 14] :48: saptandi.</w:t>
+            </w:r>
+          </w:p>
+        </w:tc>
+        <w:tc>
+          <w:tcPr>
+            <w:tcW w:type="dxa" w:w="2160"/>
+          </w:tcPr>
+          <w:p>
+            <w:r>
+              <w:t>Bankaların belgeleri inceleme standartlarını belirler. Belgelerin kendi arasında ve akreditifle çelişmemesi (tutarlılık) için en kritik maddedir.</w:t>
+            </w:r>
+          </w:p>
+        </w:tc>
+      </w:tr>
+      <w:tr>
+        <w:tc>
+          <w:tcPr>
+            <w:tcW w:type="dxa" w:w="2160"/>
+          </w:tcPr>
+          <w:p>
+            <w:r>
+              <w:t>Art 18</w:t>
+            </w:r>
+          </w:p>
+        </w:tc>
+        <w:tc>
+          <w:tcPr>
+            <w:tcW w:type="dxa" w:w="2160"/>
+          </w:tcPr>
+          <w:p>
+            <w:r>
+              <w:t>TESPIT EDILDI</w:t>
+            </w:r>
+          </w:p>
+        </w:tc>
+        <w:tc>
+          <w:tcPr>
+            <w:tcW w:type="dxa" w:w="2160"/>
+          </w:tcPr>
+          <w:p>
+            <w:r>
+              <w:t>[Art 18] COMMERCIAL INVOICE saptandi.</w:t>
+            </w:r>
+          </w:p>
+        </w:tc>
+        <w:tc>
+          <w:tcPr>
+            <w:tcW w:type="dxa" w:w="2160"/>
+          </w:tcPr>
+          <w:p>
+            <w:r>
+              <w:t>Ticari faturanın (Commercial Invoice) mutlaka lehtar tarafından düzenlenmesi, amir adına kesilmesi ve akreditif döviziyle uyumlu olması şartını koşar.</w:t>
+            </w:r>
+          </w:p>
+        </w:tc>
+      </w:tr>
+      <w:tr>
+        <w:tc>
+          <w:tcPr>
+            <w:tcW w:type="dxa" w:w="2160"/>
+          </w:tcPr>
+          <w:p>
+            <w:r>
+              <w:t>Art 20</w:t>
+            </w:r>
+          </w:p>
+        </w:tc>
+        <w:tc>
+          <w:tcPr>
+            <w:tcW w:type="dxa" w:w="2160"/>
+          </w:tcPr>
+          <w:p>
+            <w:r>
+              <w:t>TESPIT EDILDI</w:t>
+            </w:r>
+          </w:p>
+        </w:tc>
+        <w:tc>
+          <w:tcPr>
+            <w:tcW w:type="dxa" w:w="2160"/>
+          </w:tcPr>
+          <w:p>
+            <w:r>
+              <w:t>[Art 20] BILL OF LADING saptandi.</w:t>
+            </w:r>
+          </w:p>
+        </w:tc>
+        <w:tc>
+          <w:tcPr>
+            <w:tcW w:type="dxa" w:w="2160"/>
+          </w:tcPr>
+          <w:p>
+            <w:r>
+              <w:t>Deniz Konşimentosu (Bill of Lading) kurallarıdır. Belgenin mutlaka 'Shipped on Board' (Yüklendi) kaydı taşıması, orijinal olması ve taşıyanın imzasını barındırması zorunludur.</w:t>
+            </w:r>
+          </w:p>
+        </w:tc>
+      </w:tr>
+      <w:tr>
+        <w:tc>
+          <w:tcPr>
+            <w:tcW w:type="dxa" w:w="2160"/>
+          </w:tcPr>
+          <w:p>
+            <w:r>
+              <w:t>Art 27</w:t>
+            </w:r>
+          </w:p>
+        </w:tc>
+        <w:tc>
+          <w:tcPr>
+            <w:tcW w:type="dxa" w:w="2160"/>
+          </w:tcPr>
+          <w:p>
+            <w:r>
+              <w:t>TESPIT EDILDI</w:t>
+            </w:r>
+          </w:p>
+        </w:tc>
+        <w:tc>
+          <w:tcPr>
+            <w:tcW w:type="dxa" w:w="2160"/>
+          </w:tcPr>
+          <w:p>
+            <w:r>
+              <w:t>[Art 27] CLEAN saptandi.</w:t>
+            </w:r>
+          </w:p>
+        </w:tc>
+        <w:tc>
+          <w:tcPr>
+            <w:tcW w:type="dxa" w:w="2160"/>
+          </w:tcPr>
+          <w:p>
+            <w:r>
+              <w:t>Taşıma belgesinin 'Temiz' (Clean) olması gerektiğini, yani mal veya ambalajda hasar/kusur belirten hiçbir ibare taşımaması gerektiğini söyler.</w:t>
+            </w:r>
+          </w:p>
+        </w:tc>
+      </w:tr>
+      <w:tr>
+        <w:tc>
+          <w:tcPr>
+            <w:tcW w:type="dxa" w:w="2160"/>
+          </w:tcPr>
+          <w:p>
+            <w:r>
+              <w:t>Art 28</w:t>
+            </w:r>
+          </w:p>
+        </w:tc>
+        <w:tc>
+          <w:tcPr>
+            <w:tcW w:type="dxa" w:w="2160"/>
+          </w:tcPr>
+          <w:p>
+            <w:r>
+              <w:t>TESPIT EDILDI</w:t>
+            </w:r>
+          </w:p>
+        </w:tc>
+        <w:tc>
+          <w:tcPr>
+            <w:tcW w:type="dxa" w:w="2160"/>
+          </w:tcPr>
+          <w:p>
+            <w:r>
+              <w:t>[Art 28] INSURANCE saptandi.</w:t>
+            </w:r>
+          </w:p>
+        </w:tc>
+        <w:tc>
+          <w:tcPr>
+            <w:tcW w:type="dxa" w:w="2160"/>
+          </w:tcPr>
+          <w:p>
+            <w:r>
+              <w:t>Sigorta belgelerinin akreditif dövizinde olması, en geç yükleme gününde başlaması ve aksi belirtilmedikçe fatura tutarının en az %110'unu kapsaması şarttır.</w:t>
+            </w:r>
+          </w:p>
+        </w:tc>
+      </w:tr>
+      <w:tr>
+        <w:tc>
+          <w:tcPr>
+            <w:tcW w:type="dxa" w:w="2160"/>
+          </w:tcPr>
+          <w:p>
+            <w:r>
+              <w:t>Art 30</w:t>
+            </w:r>
+          </w:p>
+        </w:tc>
+        <w:tc>
+          <w:tcPr>
+            <w:tcW w:type="dxa" w:w="2160"/>
+          </w:tcPr>
+          <w:p>
+            <w:r>
+              <w:t>TESPIT EDILDI</w:t>
+            </w:r>
+          </w:p>
+        </w:tc>
+        <w:tc>
+          <w:tcPr>
+            <w:tcW w:type="dxa" w:w="2160"/>
+          </w:tcPr>
+          <w:p>
+            <w:r>
+              <w:t>[Art 30] TOLERANCE saptandi.</w:t>
+            </w:r>
+          </w:p>
+        </w:tc>
+        <w:tc>
+          <w:tcPr>
+            <w:tcW w:type="dxa" w:w="2160"/>
+          </w:tcPr>
+          <w:p>
+            <w:r>
+              <w:t>UCP 600 kuralları gereği bu maddenin operasyonel olarak yönetilmesi rezerv risklerini azaltır.</w:t>
+            </w:r>
+          </w:p>
+        </w:tc>
+      </w:tr>
+      <w:tr>
+        <w:tc>
+          <w:tcPr>
+            <w:tcW w:type="dxa" w:w="2160"/>
+          </w:tcPr>
+          <w:p>
+            <w:r>
+              <w:t>Madde 18(c)</w:t>
+            </w:r>
+          </w:p>
+        </w:tc>
+        <w:tc>
+          <w:tcPr>
+            <w:tcW w:type="dxa" w:w="2160"/>
+          </w:tcPr>
+          <w:p>
+            <w:r>
+              <w:t>UYUMLU</w:t>
+            </w:r>
+          </w:p>
+        </w:tc>
+        <w:tc>
+          <w:tcPr>
+            <w:tcW w:type="dxa" w:w="2160"/>
+          </w:tcPr>
+          <w:p>
+            <w:r>
+              <w:t>Madde 18(c): Ticari faturadaki mal tanımı akreditifle uyumlu.</w:t>
+            </w:r>
+          </w:p>
+        </w:tc>
+        <w:tc>
+          <w:tcPr>
+            <w:tcW w:type="dxa" w:w="2160"/>
+          </w:tcPr>
+          <w:p>
+            <w:r>
+              <w:t>Bu bulgu, akreditif kuralları (UCP 600) ve uluslararası bankacılık standart uygulamalarının (ISBP) çapraz evrak kontrolünden üretilmiştir.</w:t>
+            </w:r>
+          </w:p>
+        </w:tc>
+      </w:tr>
+    </w:tbl>
+    <w:p>
+      <w:pPr>
+        <w:pStyle w:val="Heading2"/>
+      </w:pPr>
+      <w:r>
+        <w:t>7. Doğrudan Geçmeyen Maddeler Notu</w:t>
+      </w:r>
+    </w:p>
+    <w:p>
+      <w:r>
+        <w:t>Aşağıdaki kurallara ait spesifik ifadeler SWIFT metninde doğrudan yer almamaktadır:</w:t>
+        <w:br/>
+        <w:t>Art 2, Art 4, Art 6, Art 7, Art 8, Art 9, Art 10, Art 11, Art 12, Art 13, Art 15, Art 16, Art 17, Art 19, Art 21, Art 22, Art 23, Art 24, Art 25, Art 26, Art 29, Art 31, Art 32, Art 33, Art 34, Art 35, Art 36, Art 37, Art 38, Art 39</w:t>
+      </w:r>
+    </w:p>
+    <w:p>
+      <w:r>
+        <w:br/>
+        <w:t>========================================</w:t>
+      </w:r>
+    </w:p>
+    <w:p>
+      <w:r>
+        <w:t>SONUÇ: Rezerv riskleri tespit edildi! Evrakları bankaya ibraz etmeden önce riskli alanları revize edin.</w:t>
       </w:r>
     </w:p>
     <w:sectPr>

--- a/akreditif_analiz_raporu.docx
+++ b/akreditif_analiz_raporu.docx
@@ -12,7 +12,7 @@
     </w:p>
     <w:p>
       <w:r>
-        <w:t>Rapor Tarihi: 07.06.2026 22:16</w:t>
+        <w:t>Rapor Tarihi: 07.06.2026 22:26</w:t>
         <w:br/>
       </w:r>
     </w:p>
@@ -98,12 +98,12 @@
     </w:p>
     <w:p>
       <w:r>
-        <w:t>[RISK] 'UCP 600' BULUNAMADI!</w:t>
+        <w:t>[RISK] 'UCP 600' anahtar kelimesi metinde bulunamadı!</w:t>
       </w:r>
     </w:p>
     <w:p>
       <w:r>
-        <w:t>[RISK] 'IRREVOCABLE' BULUNAMADI!</w:t>
+        <w:t>[RISK] 'IRREVOCABLE' anahtar kelimesi metinde bulunamadı!</w:t>
       </w:r>
     </w:p>
     <w:p>
@@ -195,7 +195,7 @@
           </w:tcPr>
           <w:p>
             <w:r>
-              <w:t>[Art 5] DOCUMENTS saptandi.</w:t>
+              <w:t>[Art 5] DOCUMENTS saptandı.</w:t>
             </w:r>
           </w:p>
         </w:tc>
@@ -237,7 +237,7 @@
           </w:tcPr>
           <w:p>
             <w:r>
-              <w:t>[Art 14] :48: saptandi.</w:t>
+              <w:t>[Art 14] :48: saptandı.</w:t>
             </w:r>
           </w:p>
         </w:tc>
@@ -279,7 +279,7 @@
           </w:tcPr>
           <w:p>
             <w:r>
-              <w:t>[Art 18] COMMERCIAL INVOICE saptandi.</w:t>
+              <w:t>[Art 18] COMMERCIAL INVOICE saptandı.</w:t>
             </w:r>
           </w:p>
         </w:tc>
@@ -321,7 +321,7 @@
           </w:tcPr>
           <w:p>
             <w:r>
-              <w:t>[Art 20] BILL OF LADING saptandi.</w:t>
+              <w:t>[Art 20] BILL OF LADING saptandı.</w:t>
             </w:r>
           </w:p>
         </w:tc>
@@ -363,7 +363,7 @@
           </w:tcPr>
           <w:p>
             <w:r>
-              <w:t>[Art 27] CLEAN saptandi.</w:t>
+              <w:t>[Art 27] CLEAN saptandı.</w:t>
             </w:r>
           </w:p>
         </w:tc>
@@ -405,7 +405,7 @@
           </w:tcPr>
           <w:p>
             <w:r>
-              <w:t>[Art 28] INSURANCE saptandi.</w:t>
+              <w:t>[Art 28] INSURANCE saptandı.</w:t>
             </w:r>
           </w:p>
         </w:tc>
@@ -447,7 +447,7 @@
           </w:tcPr>
           <w:p>
             <w:r>
-              <w:t>[Art 30] TOLERANCE saptandi.</w:t>
+              <w:t>[Art 30] TOLERANCE saptandı.</w:t>
             </w:r>
           </w:p>
         </w:tc>

--- a/akreditif_analiz_raporu.docx
+++ b/akreditif_analiz_raporu.docx
@@ -12,44 +12,8 @@
     </w:p>
     <w:p>
       <w:r>
-        <w:t>Rapor Tarihi: 07.06.2026 22:26</w:t>
+        <w:t>Rapor Tarihi: 07.06.2026 23:14</w:t>
         <w:br/>
-      </w:r>
-    </w:p>
-    <w:p>
-      <w:pPr>
-        <w:pStyle w:val="Heading2"/>
-      </w:pPr>
-      <w:r>
-        <w:t>1. Kritik Süreler ve Vade Analizi</w:t>
-      </w:r>
-    </w:p>
-    <w:p>
-      <w:r>
-        <w:t>En Geç Yükleme Tarihi (44C): 15.06.2026</w:t>
-      </w:r>
-    </w:p>
-    <w:p>
-      <w:r>
-        <w:t>Bankaya Son Evrak İbraz Tarihi: 06.07.2026</w:t>
-      </w:r>
-    </w:p>
-    <w:p>
-      <w:pPr>
-        <w:pStyle w:val="Heading2"/>
-      </w:pPr>
-      <w:r>
-        <w:t>2. Finansal Vade ve Ödeme Takvimi</w:t>
-      </w:r>
-    </w:p>
-    <w:p>
-      <w:r>
-        <w:t>Vade: Konşimentodan 21 gün sonra.</w:t>
-      </w:r>
-    </w:p>
-    <w:p>
-      <w:r>
-        <w:t>Tahmini Ödeme Günü: 03.07.2026</w:t>
       </w:r>
     </w:p>
     <w:p>
@@ -62,30 +26,7 @@
     </w:p>
     <w:p>
       <w:r>
-        <w:t>[BILGI] Saptanan teslim sekli: CIF</w:t>
-      </w:r>
-    </w:p>
-    <w:p>
-      <w:r>
-        <w:t>[UYUMLU] Sigorta sartlari eksiksiz saptandi.</w:t>
-      </w:r>
-    </w:p>
-    <w:p>
-      <w:pPr>
-        <w:pStyle w:val="Heading2"/>
-      </w:pPr>
-      <w:r>
-        <w:t>4. Çapraz Evrak Uyumluluk Kontrolü</w:t>
-      </w:r>
-    </w:p>
-    <w:p>
-      <w:r>
-        <w:t>[UYUMLU] Mal tanimi fatura ile uyusuyor.</w:t>
-      </w:r>
-    </w:p>
-    <w:p>
-      <w:r>
-        <w:t>[UYUMLU] Fatura tarihi gumruk yuklemesinden once.</w:t>
+        <w:t>[REZERV RISKI] Kritik UYARI: Akreditif metninde resmi bir Incoterms (Teslim Şekli) saptanamadı!</w:t>
       </w:r>
     </w:p>
     <w:p>
@@ -168,342 +109,6 @@
           </w:p>
         </w:tc>
       </w:tr>
-      <w:tr>
-        <w:tc>
-          <w:tcPr>
-            <w:tcW w:type="dxa" w:w="2160"/>
-          </w:tcPr>
-          <w:p>
-            <w:r>
-              <w:t>Art 5</w:t>
-            </w:r>
-          </w:p>
-        </w:tc>
-        <w:tc>
-          <w:tcPr>
-            <w:tcW w:type="dxa" w:w="2160"/>
-          </w:tcPr>
-          <w:p>
-            <w:r>
-              <w:t>TESPIT EDILDI</w:t>
-            </w:r>
-          </w:p>
-        </w:tc>
-        <w:tc>
-          <w:tcPr>
-            <w:tcW w:type="dxa" w:w="2160"/>
-          </w:tcPr>
-          <w:p>
-            <w:r>
-              <w:t>[Art 5] DOCUMENTS saptandı.</w:t>
-            </w:r>
-          </w:p>
-        </w:tc>
-        <w:tc>
-          <w:tcPr>
-            <w:tcW w:type="dxa" w:w="2160"/>
-          </w:tcPr>
-          <w:p>
-            <w:r>
-              <w:t>Bankaların işlemlerinin sadece belgeler üzerinden yürüdüğünü, mallar, hizmetler veya performanslarla ilgilenmediğini vurgular (Belge Ticareti İlkesi).</w:t>
-            </w:r>
-          </w:p>
-        </w:tc>
-      </w:tr>
-      <w:tr>
-        <w:tc>
-          <w:tcPr>
-            <w:tcW w:type="dxa" w:w="2160"/>
-          </w:tcPr>
-          <w:p>
-            <w:r>
-              <w:t>Art 14</w:t>
-            </w:r>
-          </w:p>
-        </w:tc>
-        <w:tc>
-          <w:tcPr>
-            <w:tcW w:type="dxa" w:w="2160"/>
-          </w:tcPr>
-          <w:p>
-            <w:r>
-              <w:t>TESPIT EDILDI</w:t>
-            </w:r>
-          </w:p>
-        </w:tc>
-        <w:tc>
-          <w:tcPr>
-            <w:tcW w:type="dxa" w:w="2160"/>
-          </w:tcPr>
-          <w:p>
-            <w:r>
-              <w:t>[Art 14] :48: saptandı.</w:t>
-            </w:r>
-          </w:p>
-        </w:tc>
-        <w:tc>
-          <w:tcPr>
-            <w:tcW w:type="dxa" w:w="2160"/>
-          </w:tcPr>
-          <w:p>
-            <w:r>
-              <w:t>Bankaların belgeleri inceleme standartlarını belirler. Belgelerin kendi arasında ve akreditifle çelişmemesi (tutarlılık) için en kritik maddedir.</w:t>
-            </w:r>
-          </w:p>
-        </w:tc>
-      </w:tr>
-      <w:tr>
-        <w:tc>
-          <w:tcPr>
-            <w:tcW w:type="dxa" w:w="2160"/>
-          </w:tcPr>
-          <w:p>
-            <w:r>
-              <w:t>Art 18</w:t>
-            </w:r>
-          </w:p>
-        </w:tc>
-        <w:tc>
-          <w:tcPr>
-            <w:tcW w:type="dxa" w:w="2160"/>
-          </w:tcPr>
-          <w:p>
-            <w:r>
-              <w:t>TESPIT EDILDI</w:t>
-            </w:r>
-          </w:p>
-        </w:tc>
-        <w:tc>
-          <w:tcPr>
-            <w:tcW w:type="dxa" w:w="2160"/>
-          </w:tcPr>
-          <w:p>
-            <w:r>
-              <w:t>[Art 18] COMMERCIAL INVOICE saptandı.</w:t>
-            </w:r>
-          </w:p>
-        </w:tc>
-        <w:tc>
-          <w:tcPr>
-            <w:tcW w:type="dxa" w:w="2160"/>
-          </w:tcPr>
-          <w:p>
-            <w:r>
-              <w:t>Ticari faturanın (Commercial Invoice) mutlaka lehtar tarafından düzenlenmesi, amir adına kesilmesi ve akreditif döviziyle uyumlu olması şartını koşar.</w:t>
-            </w:r>
-          </w:p>
-        </w:tc>
-      </w:tr>
-      <w:tr>
-        <w:tc>
-          <w:tcPr>
-            <w:tcW w:type="dxa" w:w="2160"/>
-          </w:tcPr>
-          <w:p>
-            <w:r>
-              <w:t>Art 20</w:t>
-            </w:r>
-          </w:p>
-        </w:tc>
-        <w:tc>
-          <w:tcPr>
-            <w:tcW w:type="dxa" w:w="2160"/>
-          </w:tcPr>
-          <w:p>
-            <w:r>
-              <w:t>TESPIT EDILDI</w:t>
-            </w:r>
-          </w:p>
-        </w:tc>
-        <w:tc>
-          <w:tcPr>
-            <w:tcW w:type="dxa" w:w="2160"/>
-          </w:tcPr>
-          <w:p>
-            <w:r>
-              <w:t>[Art 20] BILL OF LADING saptandı.</w:t>
-            </w:r>
-          </w:p>
-        </w:tc>
-        <w:tc>
-          <w:tcPr>
-            <w:tcW w:type="dxa" w:w="2160"/>
-          </w:tcPr>
-          <w:p>
-            <w:r>
-              <w:t>Deniz Konşimentosu (Bill of Lading) kurallarıdır. Belgenin mutlaka 'Shipped on Board' (Yüklendi) kaydı taşıması, orijinal olması ve taşıyanın imzasını barındırması zorunludur.</w:t>
-            </w:r>
-          </w:p>
-        </w:tc>
-      </w:tr>
-      <w:tr>
-        <w:tc>
-          <w:tcPr>
-            <w:tcW w:type="dxa" w:w="2160"/>
-          </w:tcPr>
-          <w:p>
-            <w:r>
-              <w:t>Art 27</w:t>
-            </w:r>
-          </w:p>
-        </w:tc>
-        <w:tc>
-          <w:tcPr>
-            <w:tcW w:type="dxa" w:w="2160"/>
-          </w:tcPr>
-          <w:p>
-            <w:r>
-              <w:t>TESPIT EDILDI</w:t>
-            </w:r>
-          </w:p>
-        </w:tc>
-        <w:tc>
-          <w:tcPr>
-            <w:tcW w:type="dxa" w:w="2160"/>
-          </w:tcPr>
-          <w:p>
-            <w:r>
-              <w:t>[Art 27] CLEAN saptandı.</w:t>
-            </w:r>
-          </w:p>
-        </w:tc>
-        <w:tc>
-          <w:tcPr>
-            <w:tcW w:type="dxa" w:w="2160"/>
-          </w:tcPr>
-          <w:p>
-            <w:r>
-              <w:t>Taşıma belgesinin 'Temiz' (Clean) olması gerektiğini, yani mal veya ambalajda hasar/kusur belirten hiçbir ibare taşımaması gerektiğini söyler.</w:t>
-            </w:r>
-          </w:p>
-        </w:tc>
-      </w:tr>
-      <w:tr>
-        <w:tc>
-          <w:tcPr>
-            <w:tcW w:type="dxa" w:w="2160"/>
-          </w:tcPr>
-          <w:p>
-            <w:r>
-              <w:t>Art 28</w:t>
-            </w:r>
-          </w:p>
-        </w:tc>
-        <w:tc>
-          <w:tcPr>
-            <w:tcW w:type="dxa" w:w="2160"/>
-          </w:tcPr>
-          <w:p>
-            <w:r>
-              <w:t>TESPIT EDILDI</w:t>
-            </w:r>
-          </w:p>
-        </w:tc>
-        <w:tc>
-          <w:tcPr>
-            <w:tcW w:type="dxa" w:w="2160"/>
-          </w:tcPr>
-          <w:p>
-            <w:r>
-              <w:t>[Art 28] INSURANCE saptandı.</w:t>
-            </w:r>
-          </w:p>
-        </w:tc>
-        <w:tc>
-          <w:tcPr>
-            <w:tcW w:type="dxa" w:w="2160"/>
-          </w:tcPr>
-          <w:p>
-            <w:r>
-              <w:t>Sigorta belgelerinin akreditif dövizinde olması, en geç yükleme gününde başlaması ve aksi belirtilmedikçe fatura tutarının en az %110'unu kapsaması şarttır.</w:t>
-            </w:r>
-          </w:p>
-        </w:tc>
-      </w:tr>
-      <w:tr>
-        <w:tc>
-          <w:tcPr>
-            <w:tcW w:type="dxa" w:w="2160"/>
-          </w:tcPr>
-          <w:p>
-            <w:r>
-              <w:t>Art 30</w:t>
-            </w:r>
-          </w:p>
-        </w:tc>
-        <w:tc>
-          <w:tcPr>
-            <w:tcW w:type="dxa" w:w="2160"/>
-          </w:tcPr>
-          <w:p>
-            <w:r>
-              <w:t>TESPIT EDILDI</w:t>
-            </w:r>
-          </w:p>
-        </w:tc>
-        <w:tc>
-          <w:tcPr>
-            <w:tcW w:type="dxa" w:w="2160"/>
-          </w:tcPr>
-          <w:p>
-            <w:r>
-              <w:t>[Art 30] TOLERANCE saptandı.</w:t>
-            </w:r>
-          </w:p>
-        </w:tc>
-        <w:tc>
-          <w:tcPr>
-            <w:tcW w:type="dxa" w:w="2160"/>
-          </w:tcPr>
-          <w:p>
-            <w:r>
-              <w:t>UCP 600 kuralları gereği bu maddenin operasyonel olarak yönetilmesi rezerv risklerini azaltır.</w:t>
-            </w:r>
-          </w:p>
-        </w:tc>
-      </w:tr>
-      <w:tr>
-        <w:tc>
-          <w:tcPr>
-            <w:tcW w:type="dxa" w:w="2160"/>
-          </w:tcPr>
-          <w:p>
-            <w:r>
-              <w:t>Madde 18(c)</w:t>
-            </w:r>
-          </w:p>
-        </w:tc>
-        <w:tc>
-          <w:tcPr>
-            <w:tcW w:type="dxa" w:w="2160"/>
-          </w:tcPr>
-          <w:p>
-            <w:r>
-              <w:t>UYUMLU</w:t>
-            </w:r>
-          </w:p>
-        </w:tc>
-        <w:tc>
-          <w:tcPr>
-            <w:tcW w:type="dxa" w:w="2160"/>
-          </w:tcPr>
-          <w:p>
-            <w:r>
-              <w:t>Madde 18(c): Ticari faturadaki mal tanımı akreditifle uyumlu.</w:t>
-            </w:r>
-          </w:p>
-        </w:tc>
-        <w:tc>
-          <w:tcPr>
-            <w:tcW w:type="dxa" w:w="2160"/>
-          </w:tcPr>
-          <w:p>
-            <w:r>
-              <w:t>Bu bulgu, akreditif kuralları (UCP 600) ve uluslararası bankacılık standart uygulamalarının (ISBP) çapraz evrak kontrolünden üretilmiştir.</w:t>
-            </w:r>
-          </w:p>
-        </w:tc>
-      </w:tr>
     </w:tbl>
     <w:p>
       <w:pPr>
@@ -517,7 +122,7 @@
       <w:r>
         <w:t>Aşağıdaki kurallara ait spesifik ifadeler SWIFT metninde doğrudan yer almamaktadır:</w:t>
         <w:br/>
-        <w:t>Art 2, Art 4, Art 6, Art 7, Art 8, Art 9, Art 10, Art 11, Art 12, Art 13, Art 15, Art 16, Art 17, Art 19, Art 21, Art 22, Art 23, Art 24, Art 25, Art 26, Art 29, Art 31, Art 32, Art 33, Art 34, Art 35, Art 36, Art 37, Art 38, Art 39</w:t>
+        <w:t>Art 2, Art 4, Art 5, Art 6, Art 7, Art 8, Art 9, Art 10, Art 11, Art 12, Art 13, Art 14, Art 15, Art 16, Art 17, Art 18, Art 19, Art 20, Art 21, Art 22, Art 23, Art 24, Art 25, Art 26, Art 27, Art 28, Art 29, Art 30, Art 31, Art 32, Art 33, Art 34, Art 35, Art 36, Art 37, Art 38, Art 39</w:t>
       </w:r>
     </w:p>
     <w:p>
